--- a/datasheet_template.docx
+++ b/datasheet_template.docx
@@ -27,7 +27,7 @@
                 <w:sz w:val="2"/>
               </w:rPr>
               <w:drawing>
-                <wp:anchor distT="0" distB="0" distL="114300" distR="114300" simplePos="0" relativeHeight="251658240" behindDoc="0" locked="0" layoutInCell="1" allowOverlap="1" wp14:anchorId="26198F80" wp14:editId="73F47780">
+                <wp:anchor distT="0" distB="0" distL="114300" distR="114300" simplePos="0" relativeHeight="251654144" behindDoc="0" locked="0" layoutInCell="1" allowOverlap="1" wp14:anchorId="26198F80" wp14:editId="6D19C8E0">
                   <wp:simplePos x="0" y="0"/>
                   <wp:positionH relativeFrom="column">
                     <wp:posOffset>-635</wp:posOffset>
@@ -118,7 +118,7 @@
                 <w:sz w:val="40"/>
                 <w:szCs w:val="40"/>
               </w:rPr>
-              <w:t>NSSF080CM1K2ESAF</w:t>
+              <w:t>{{Product_Name}}</w:t>
             </w:r>
           </w:p>
         </w:tc>
@@ -153,23 +153,7 @@
                 <w:color w:val="77206D" w:themeColor="accent5" w:themeShade="BF"/>
                 <w:sz w:val="26"/>
               </w:rPr>
-              <w:t xml:space="preserve">N-Channel Silicon </w:t>
-            </w:r>
-            <w:r>
-              <w:rPr>
-                <w:rFonts w:ascii="AKHSBL+Arial-BoldMT"/>
-                <w:color w:val="77206D" w:themeColor="accent5" w:themeShade="BF"/>
-                <w:sz w:val="26"/>
-              </w:rPr>
-              <w:t>Carbide</w:t>
-            </w:r>
-            <w:r>
-              <w:rPr>
-                <w:rFonts w:ascii="AKHSBL+Arial-BoldMT"/>
-                <w:color w:val="77206D" w:themeColor="accent5" w:themeShade="BF"/>
-                <w:sz w:val="26"/>
-              </w:rPr>
-              <w:t xml:space="preserve"> MOSFET</w:t>
+              <w:t>{{Device_Description}}</w:t>
             </w:r>
           </w:p>
         </w:tc>
@@ -254,7 +238,7 @@
                 <w:noProof/>
                 <w:color w:val="77206D" w:themeColor="accent5" w:themeShade="BF"/>
               </w:rPr>
-              <w:t>24 September 2026</w:t>
+              <w:t>1 October 2026</w:t>
             </w:r>
             <w:r>
               <w:rPr>
@@ -303,18 +287,18 @@
         <mc:AlternateContent>
           <mc:Choice Requires="wpg">
             <w:drawing>
-              <wp:anchor distT="0" distB="0" distL="114300" distR="114300" simplePos="0" relativeHeight="251666432" behindDoc="0" locked="0" layoutInCell="1" allowOverlap="1" wp14:anchorId="5199E29A" wp14:editId="4A736F9E">
+              <wp:anchor distT="0" distB="0" distL="114300" distR="114300" simplePos="0" relativeHeight="251673600" behindDoc="0" locked="0" layoutInCell="1" allowOverlap="1" wp14:anchorId="0199F091" wp14:editId="2EFFD571">
                 <wp:simplePos x="0" y="0"/>
                 <wp:positionH relativeFrom="column">
-                  <wp:posOffset>3886200</wp:posOffset>
+                  <wp:posOffset>3883025</wp:posOffset>
                 </wp:positionH>
                 <wp:positionV relativeFrom="paragraph">
-                  <wp:posOffset>355675</wp:posOffset>
+                  <wp:posOffset>356870</wp:posOffset>
                 </wp:positionV>
-                <wp:extent cx="1748304" cy="1157493"/>
-                <wp:effectExtent l="0" t="0" r="4445" b="5080"/>
+                <wp:extent cx="1745615" cy="1132840"/>
+                <wp:effectExtent l="0" t="0" r="6985" b="0"/>
                 <wp:wrapNone/>
-                <wp:docPr id="2000979146" name="Group 1"/>
+                <wp:docPr id="524622556" name="Group 4"/>
                 <wp:cNvGraphicFramePr/>
                 <a:graphic xmlns:a="http://schemas.openxmlformats.org/drawingml/2006/main">
                   <a:graphicData uri="http://schemas.microsoft.com/office/word/2010/wordprocessingGroup">
@@ -323,14 +307,14 @@
                       <wpg:grpSpPr>
                         <a:xfrm>
                           <a:off x="0" y="0"/>
-                          <a:ext cx="1748304" cy="1157493"/>
+                          <a:ext cx="1745615" cy="1132840"/>
                           <a:chOff x="0" y="0"/>
-                          <a:chExt cx="1748304" cy="1157493"/>
+                          <a:chExt cx="1745615" cy="1132840"/>
                         </a:xfrm>
                       </wpg:grpSpPr>
                       <pic:pic xmlns:pic="http://schemas.openxmlformats.org/drawingml/2006/picture">
                         <pic:nvPicPr>
-                          <pic:cNvPr id="1417393314" name="Picture 6"/>
+                          <pic:cNvPr id="1318334428" name="Picture 6"/>
                           <pic:cNvPicPr>
                             <a:picLocks noChangeAspect="1"/>
                           </pic:cNvPicPr>
@@ -350,7 +334,7 @@
                         </pic:blipFill>
                         <pic:spPr bwMode="auto">
                           <a:xfrm>
-                            <a:off x="1160929" y="0"/>
+                            <a:off x="1158240" y="0"/>
                             <a:ext cx="587375" cy="594360"/>
                           </a:xfrm>
                           <a:prstGeom prst="rect">
@@ -368,7 +352,7 @@
                       </pic:pic>
                       <pic:pic xmlns:pic="http://schemas.openxmlformats.org/drawingml/2006/picture">
                         <pic:nvPicPr>
-                          <pic:cNvPr id="1065547231" name="Picture 4"/>
+                          <pic:cNvPr id="218254806" name="Picture 4"/>
                           <pic:cNvPicPr>
                             <a:picLocks noChangeAspect="1"/>
                           </pic:cNvPicPr>
@@ -388,7 +372,7 @@
                         </pic:blipFill>
                         <pic:spPr bwMode="auto">
                           <a:xfrm>
-                            <a:off x="0" y="17929"/>
+                            <a:off x="0" y="15240"/>
                             <a:ext cx="1162050" cy="558165"/>
                           </a:xfrm>
                           <a:prstGeom prst="rect">
@@ -406,7 +390,7 @@
                       </pic:pic>
                       <pic:pic xmlns:pic="http://schemas.openxmlformats.org/drawingml/2006/picture">
                         <pic:nvPicPr>
-                          <pic:cNvPr id="186614899" name="Picture 5"/>
+                          <pic:cNvPr id="33191216" name="Picture 5"/>
                           <pic:cNvPicPr>
                             <a:picLocks noChangeAspect="1"/>
                           </pic:cNvPicPr>
@@ -425,8 +409,37 @@
                         </pic:blipFill>
                         <pic:spPr>
                           <a:xfrm>
-                            <a:off x="851647" y="596153"/>
+                            <a:off x="45720" y="571500"/>
                             <a:ext cx="575945" cy="561340"/>
+                          </a:xfrm>
+                          <a:prstGeom prst="rect">
+                            <a:avLst/>
+                          </a:prstGeom>
+                        </pic:spPr>
+                      </pic:pic>
+                      <pic:pic xmlns:pic="http://schemas.openxmlformats.org/drawingml/2006/picture">
+                        <pic:nvPicPr>
+                          <pic:cNvPr id="359866194" name="Picture 3"/>
+                          <pic:cNvPicPr>
+                            <a:picLocks noChangeAspect="1"/>
+                          </pic:cNvPicPr>
+                        </pic:nvPicPr>
+                        <pic:blipFill>
+                          <a:blip r:embed="rId12">
+                            <a:extLst>
+                              <a:ext uri="{28A0092B-C50C-407E-A947-70E740481C1C}">
+                                <a14:useLocalDpi xmlns:a14="http://schemas.microsoft.com/office/drawing/2010/main" val="0"/>
+                              </a:ext>
+                            </a:extLst>
+                          </a:blip>
+                          <a:stretch>
+                            <a:fillRect/>
+                          </a:stretch>
+                        </pic:blipFill>
+                        <pic:spPr>
+                          <a:xfrm>
+                            <a:off x="662940" y="685800"/>
+                            <a:ext cx="1073150" cy="425450"/>
                           </a:xfrm>
                           <a:prstGeom prst="rect">
                             <a:avLst/>
@@ -441,7 +454,7 @@
           </mc:Choice>
           <mc:Fallback>
             <w:pict>
-              <v:group w14:anchorId="2A17B76C" id="Group 1" o:spid="_x0000_s1026" style="position:absolute;margin-left:306pt;margin-top:28pt;width:137.65pt;height:91.15pt;z-index:251666432" coordsize="17483,11574" o:gfxdata="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">
+              <v:group w14:anchorId="0C3E23CC" id="Group 4" o:spid="_x0000_s1026" style="position:absolute;margin-left:305.75pt;margin-top:28.1pt;width:137.45pt;height:89.2pt;z-index:251673600" coordsize="17456,11328" o:gfxdata="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">
                 <v:shapetype id="_x0000_t75" coordsize="21600,21600" o:spt="75" o:preferrelative="t" path="m@4@5l@4@11@9@11@9@5xe" filled="f" stroked="f">
                   <v:stroke joinstyle="miter"/>
                   <v:formulas>
@@ -461,14 +474,17 @@
                   <v:path o:extrusionok="f" gradientshapeok="t" o:connecttype="rect"/>
                   <o:lock v:ext="edit" aspectratio="t"/>
                 </v:shapetype>
-                <v:shape id="Picture 6" o:spid="_x0000_s1027" type="#_x0000_t75" style="position:absolute;left:11609;width:5874;height:5943;visibility:visible;mso-wrap-style:square" o:gfxdata="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">
-                  <v:imagedata r:id="rId12" o:title="" croptop="4009f" cropbottom="2102f" cropleft="8554f" cropright="7776f"/>
+                <v:shape id="Picture 6" o:spid="_x0000_s1027" type="#_x0000_t75" style="position:absolute;left:11582;width:5874;height:5943;visibility:visible;mso-wrap-style:square" o:gfxdata="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">
+                  <v:imagedata r:id="rId13" o:title="" croptop="4009f" cropbottom="2102f" cropleft="8554f" cropright="7776f"/>
                 </v:shape>
-                <v:shape id="Picture 4" o:spid="_x0000_s1028" type="#_x0000_t75" style="position:absolute;top:179;width:11620;height:5581;visibility:visible;mso-wrap-style:square" o:gfxdata="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">
-                  <v:imagedata r:id="rId13" o:title="" croptop="17541f" cropbottom="17520f" cropleft="2079f"/>
+                <v:shape id="Picture 4" o:spid="_x0000_s1028" type="#_x0000_t75" style="position:absolute;top:152;width:11620;height:5582;visibility:visible;mso-wrap-style:square" o:gfxdata="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">
+                  <v:imagedata r:id="rId14" o:title="" croptop="17541f" cropbottom="17520f" cropleft="2079f"/>
                 </v:shape>
-                <v:shape id="Picture 5" o:spid="_x0000_s1029" type="#_x0000_t75" style="position:absolute;left:8516;top:5961;width:5759;height:5613;visibility:visible;mso-wrap-style:square" o:gfxdata="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">
-                  <v:imagedata r:id="rId14" o:title=""/>
+                <v:shape id="Picture 5" o:spid="_x0000_s1029" type="#_x0000_t75" style="position:absolute;left:457;top:5715;width:5759;height:5613;visibility:visible;mso-wrap-style:square" o:gfxdata="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">
+                  <v:imagedata r:id="rId15" o:title=""/>
+                </v:shape>
+                <v:shape id="Picture 3" o:spid="_x0000_s1030" type="#_x0000_t75" style="position:absolute;left:6629;top:6858;width:10731;height:4254;visibility:visible;mso-wrap-style:square" o:gfxdata="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">
+                  <v:imagedata r:id="rId16" o:title=""/>
                 </v:shape>
               </v:group>
             </w:pict>
@@ -2478,8 +2494,24 @@
               <w:rPr>
                 <w:sz w:val="20"/>
                 <w:szCs w:val="20"/>
-              </w:rPr>
-              <w:t>625</w:t>
+                <w:lang w:val="en-GB"/>
+              </w:rPr>
+              <w:t>{{</w:t>
+            </w:r>
+            <w:r>
+              <w:rPr>
+                <w:sz w:val="20"/>
+                <w:szCs w:val="20"/>
+              </w:rPr>
+              <w:t>Power_max</w:t>
+            </w:r>
+            <w:r>
+              <w:rPr>
+                <w:sz w:val="20"/>
+                <w:szCs w:val="20"/>
+                <w:lang w:val="en-GB"/>
+              </w:rPr>
+              <w:t>}}</w:t>
             </w:r>
           </w:p>
         </w:tc>
@@ -5463,7 +5495,7 @@
                 <w:noProof/>
               </w:rPr>
               <w:drawing>
-                <wp:anchor distT="0" distB="0" distL="114300" distR="114300" simplePos="0" relativeHeight="251667456" behindDoc="0" locked="0" layoutInCell="1" allowOverlap="1" wp14:anchorId="359F4067" wp14:editId="7142EEA2">
+                <wp:anchor distT="0" distB="0" distL="114300" distR="114300" simplePos="0" relativeHeight="251666432" behindDoc="0" locked="0" layoutInCell="1" allowOverlap="1" wp14:anchorId="359F4067" wp14:editId="21FE6976">
                   <wp:simplePos x="0" y="0"/>
                   <wp:positionH relativeFrom="column">
                     <wp:posOffset>526415</wp:posOffset>
@@ -5486,7 +5518,7 @@
                           <pic:cNvPicPr/>
                         </pic:nvPicPr>
                         <pic:blipFill>
-                          <a:blip r:embed="rId15" cstate="print">
+                          <a:blip r:embed="rId17" cstate="print">
                             <a:extLst>
                               <a:ext uri="{28A0092B-C50C-407E-A947-70E740481C1C}">
                                 <a14:useLocalDpi xmlns:a14="http://schemas.microsoft.com/office/drawing/2010/main" val="0"/>
@@ -5556,7 +5588,7 @@
                 <w:szCs w:val="20"/>
               </w:rPr>
               <w:drawing>
-                <wp:anchor distT="0" distB="0" distL="114300" distR="114300" simplePos="0" relativeHeight="251668480" behindDoc="0" locked="0" layoutInCell="1" allowOverlap="1" wp14:anchorId="3B03D455" wp14:editId="33557A55">
+                <wp:anchor distT="0" distB="0" distL="114300" distR="114300" simplePos="0" relativeHeight="251667456" behindDoc="0" locked="0" layoutInCell="1" allowOverlap="1" wp14:anchorId="3B03D455" wp14:editId="6D81A75C">
                   <wp:simplePos x="0" y="0"/>
                   <wp:positionH relativeFrom="column">
                     <wp:posOffset>526415</wp:posOffset>
@@ -5579,7 +5611,7 @@
                           <pic:cNvPicPr/>
                         </pic:nvPicPr>
                         <pic:blipFill>
-                          <a:blip r:embed="rId16" cstate="print">
+                          <a:blip r:embed="rId18" cstate="print">
                             <a:extLst>
                               <a:ext uri="{28A0092B-C50C-407E-A947-70E740481C1C}">
                                 <a14:useLocalDpi xmlns:a14="http://schemas.microsoft.com/office/drawing/2010/main" val="0"/>
@@ -7000,7 +7032,7 @@
                 <w:sz w:val="20"/>
                 <w:szCs w:val="20"/>
               </w:rPr>
-              <w:t>24-Sep-26</w:t>
+              <w:t>1-Oct-26</w:t>
             </w:r>
             <w:r>
               <w:rPr>
@@ -8683,7 +8715,7 @@
                 <w:sz w:val="20"/>
                 <w:szCs w:val="20"/>
               </w:rPr>
-              <w:t>625</w:t>
+              <w:t>{{Power_max}}</w:t>
             </w:r>
           </w:p>
         </w:tc>
@@ -10659,7 +10691,7 @@
                           <pic:cNvPicPr/>
                         </pic:nvPicPr>
                         <pic:blipFill>
-                          <a:blip r:embed="rId17"/>
+                          <a:blip r:embed="rId19"/>
                           <a:stretch>
                             <a:fillRect/>
                           </a:stretch>
@@ -10706,7 +10738,7 @@
                           <pic:cNvPicPr/>
                         </pic:nvPicPr>
                         <pic:blipFill>
-                          <a:blip r:embed="rId18"/>
+                          <a:blip r:embed="rId20"/>
                           <a:stretch>
                             <a:fillRect/>
                           </a:stretch>
@@ -10785,6 +10817,7 @@
         <w:jc w:val="left"/>
       </w:pPr>
       <w:r>
+        <w:lastRenderedPageBreak/>
         <w:br w:type="page"/>
       </w:r>
     </w:p>
@@ -12286,7 +12319,7 @@
                 <w:szCs w:val="20"/>
               </w:rPr>
               <w:drawing>
-                <wp:anchor distT="0" distB="0" distL="114300" distR="114300" simplePos="0" relativeHeight="251670528" behindDoc="0" locked="0" layoutInCell="1" allowOverlap="1" wp14:anchorId="1E0C4457" wp14:editId="57A68E9A">
+                <wp:anchor distT="0" distB="0" distL="114300" distR="114300" simplePos="0" relativeHeight="251669504" behindDoc="0" locked="0" layoutInCell="1" allowOverlap="1" wp14:anchorId="1E0C4457" wp14:editId="6F409231">
                   <wp:simplePos x="0" y="0"/>
                   <wp:positionH relativeFrom="column">
                     <wp:posOffset>-635</wp:posOffset>
@@ -12309,7 +12342,7 @@
                           <pic:cNvPicPr/>
                         </pic:nvPicPr>
                         <pic:blipFill>
-                          <a:blip r:embed="rId19">
+                          <a:blip r:embed="rId21">
                             <a:extLst>
                               <a:ext uri="{28A0092B-C50C-407E-A947-70E740481C1C}">
                                 <a14:useLocalDpi xmlns:a14="http://schemas.microsoft.com/office/drawing/2010/main" val="0"/>
@@ -12579,7 +12612,7 @@
                 <w:lang w:val="en-GB"/>
               </w:rPr>
               <w:drawing>
-                <wp:anchor distT="0" distB="0" distL="114300" distR="114300" simplePos="0" relativeHeight="251672576" behindDoc="0" locked="0" layoutInCell="1" allowOverlap="1" wp14:anchorId="4C80B7D9" wp14:editId="0119D63B">
+                <wp:anchor distT="0" distB="0" distL="114300" distR="114300" simplePos="0" relativeHeight="251671552" behindDoc="0" locked="0" layoutInCell="1" allowOverlap="1" wp14:anchorId="4C80B7D9" wp14:editId="1B354EAD">
                   <wp:simplePos x="0" y="0"/>
                   <wp:positionH relativeFrom="column">
                     <wp:posOffset>0</wp:posOffset>
@@ -12602,7 +12635,7 @@
                           <pic:cNvPicPr/>
                         </pic:nvPicPr>
                         <pic:blipFill>
-                          <a:blip r:embed="rId20">
+                          <a:blip r:embed="rId22">
                             <a:extLst>
                               <a:ext uri="{28A0092B-C50C-407E-A947-70E740481C1C}">
                                 <a14:useLocalDpi xmlns:a14="http://schemas.microsoft.com/office/drawing/2010/main" val="0"/>
@@ -13990,8 +14023,8 @@
     </w:tbl>
     <w:p/>
     <w:sectPr>
-      <w:headerReference w:type="default" r:id="rId21"/>
-      <w:footerReference w:type="default" r:id="rId22"/>
+      <w:headerReference w:type="default" r:id="rId23"/>
+      <w:footerReference w:type="default" r:id="rId24"/>
       <w:pgSz w:w="11906" w:h="16838"/>
       <w:pgMar w:top="1304" w:right="1361" w:bottom="1304" w:left="1361" w:header="709" w:footer="709" w:gutter="0"/>
       <w:cols w:space="708"/>
@@ -14059,7 +14092,7 @@
         <w:sz w:val="12"/>
         <w:szCs w:val="12"/>
       </w:rPr>
-      <w:t>NSSF080CM1K2ESAF</w:t>
+      <w:t>{{Product_Name}}</w:t>
     </w:r>
     <w:r>
       <w:rPr>
@@ -14231,7 +14264,27 @@
         <w:sz w:val="12"/>
         <w:szCs w:val="12"/>
       </w:rPr>
-      <w:t xml:space="preserve">NMIS NASPIC 2025. All </w:t>
+      <w:t>NMIS NASPIC 202</w:t>
+    </w:r>
+    <w:r>
+      <w:rPr>
+        <w:rFonts w:ascii="Arial" w:hAnsi="Arial" w:cs="Arial"/>
+        <w:color w:val="221E1F"/>
+        <w:spacing w:val="-1"/>
+        <w:sz w:val="12"/>
+        <w:szCs w:val="12"/>
+      </w:rPr>
+      <w:t>6</w:t>
+    </w:r>
+    <w:r>
+      <w:rPr>
+        <w:rFonts w:ascii="Arial" w:hAnsi="Arial" w:cs="Arial"/>
+        <w:color w:val="221E1F"/>
+        <w:spacing w:val="-1"/>
+        <w:sz w:val="12"/>
+        <w:szCs w:val="12"/>
+      </w:rPr>
+      <w:t xml:space="preserve">. All </w:t>
     </w:r>
     <w:r>
       <w:rPr>
@@ -14424,7 +14477,7 @@
         <w:spacing w:val="-1"/>
         <w:sz w:val="16"/>
       </w:rPr>
-      <w:t>24-Sep-26</w:t>
+      <w:t>1-Oct-26</w:t>
     </w:r>
     <w:r>
       <w:rPr>
@@ -14571,7 +14624,7 @@
         <w:color w:val="77206D" w:themeColor="accent5" w:themeShade="BF"/>
         <w:szCs w:val="16"/>
       </w:rPr>
-      <w:t>NSSF080CM1K2ESAF</w:t>
+      <w:t>{{Product_Name}}</w:t>
     </w:r>
   </w:p>
   <w:p>
@@ -14672,7 +14725,7 @@
         <w:sz w:val="18"/>
         <w:szCs w:val="12"/>
       </w:rPr>
-      <w:t>N-Channel SiC power MOSFET</w:t>
+      <w:t>{{Device_Description}}</w:t>
     </w:r>
     <w:r>
       <w:rPr>

--- a/datasheet_template.docx
+++ b/datasheet_template.docx
@@ -118,7 +118,31 @@
                 <w:sz w:val="40"/>
                 <w:szCs w:val="40"/>
               </w:rPr>
-              <w:t>{{Product_Name}}</w:t>
+              <w:t>{{</w:t>
+            </w:r>
+            <w:proofErr w:type="spellStart"/>
+            <w:r>
+              <w:rPr>
+                <w:rFonts w:ascii="Arial" w:hAnsi="Arial" w:cs="Arial"/>
+                <w:b/>
+                <w:bCs/>
+                <w:color w:val="77206D" w:themeColor="accent5" w:themeShade="BF"/>
+                <w:sz w:val="40"/>
+                <w:szCs w:val="40"/>
+              </w:rPr>
+              <w:t>Product_Name</w:t>
+            </w:r>
+            <w:proofErr w:type="spellEnd"/>
+            <w:r>
+              <w:rPr>
+                <w:rFonts w:ascii="Arial" w:hAnsi="Arial" w:cs="Arial"/>
+                <w:b/>
+                <w:bCs/>
+                <w:color w:val="77206D" w:themeColor="accent5" w:themeShade="BF"/>
+                <w:sz w:val="40"/>
+                <w:szCs w:val="40"/>
+              </w:rPr>
+              <w:t>}}</w:t>
             </w:r>
           </w:p>
         </w:tc>
@@ -153,7 +177,25 @@
                 <w:color w:val="77206D" w:themeColor="accent5" w:themeShade="BF"/>
                 <w:sz w:val="26"/>
               </w:rPr>
-              <w:t>{{Device_Description}}</w:t>
+              <w:t>{{</w:t>
+            </w:r>
+            <w:proofErr w:type="spellStart"/>
+            <w:r>
+              <w:rPr>
+                <w:rFonts w:ascii="AKHSBL+Arial-BoldMT"/>
+                <w:color w:val="77206D" w:themeColor="accent5" w:themeShade="BF"/>
+                <w:sz w:val="26"/>
+              </w:rPr>
+              <w:t>Device_Description</w:t>
+            </w:r>
+            <w:proofErr w:type="spellEnd"/>
+            <w:r>
+              <w:rPr>
+                <w:rFonts w:ascii="AKHSBL+Arial-BoldMT"/>
+                <w:color w:val="77206D" w:themeColor="accent5" w:themeShade="BF"/>
+                <w:sz w:val="26"/>
+              </w:rPr>
+              <w:t>}}</w:t>
             </w:r>
           </w:p>
         </w:tc>
@@ -238,7 +280,7 @@
                 <w:noProof/>
                 <w:color w:val="77206D" w:themeColor="accent5" w:themeShade="BF"/>
               </w:rPr>
-              <w:t>1 October 2026</w:t>
+              <w:t>2 October 2026</w:t>
             </w:r>
             <w:r>
               <w:rPr>
@@ -632,47 +674,163 @@
               </w:rPr>
               <w:t xml:space="preserve"> NASPIC </w:t>
             </w:r>
+            <w:proofErr w:type="gramStart"/>
             <w:r>
               <w:rPr>
                 <w:rFonts w:ascii="Arial" w:hAnsi="Arial" w:cs="Arial"/>
                 <w:color w:val="221E1F"/>
                 <w:sz w:val="18"/>
               </w:rPr>
-              <w:t>Gen-0 Silicon Carbide MOSFET</w:t>
-            </w:r>
-            <w:r>
-              <w:rPr>
-                <w:rFonts w:ascii="Arial" w:hAnsi="Arial" w:cs="Arial"/>
-                <w:color w:val="221E1F"/>
-                <w:spacing w:val="-3"/>
-                <w:sz w:val="18"/>
-              </w:rPr>
-              <w:t xml:space="preserve"> </w:t>
-            </w:r>
+              <w:t xml:space="preserve">{{ </w:t>
+            </w:r>
+            <w:proofErr w:type="spellStart"/>
             <w:r>
               <w:rPr>
                 <w:rFonts w:ascii="Arial" w:hAnsi="Arial" w:cs="Arial"/>
                 <w:color w:val="221E1F"/>
                 <w:sz w:val="18"/>
               </w:rPr>
-              <w:t>in a TO247-4L</w:t>
-            </w:r>
-            <w:r>
-              <w:rPr>
-                <w:rFonts w:ascii="Arial" w:hAnsi="Arial" w:cs="Arial"/>
-                <w:color w:val="221E1F"/>
-                <w:spacing w:val="-6"/>
-                <w:sz w:val="18"/>
-              </w:rPr>
-              <w:t xml:space="preserve"> </w:t>
-            </w:r>
+              <w:t>Revision</w:t>
+            </w:r>
+            <w:proofErr w:type="gramEnd"/>
             <w:r>
               <w:rPr>
                 <w:rFonts w:ascii="Arial" w:hAnsi="Arial" w:cs="Arial"/>
                 <w:color w:val="221E1F"/>
                 <w:sz w:val="18"/>
               </w:rPr>
-              <w:t>NL</w:t>
+              <w:t>_</w:t>
+            </w:r>
+            <w:proofErr w:type="gramStart"/>
+            <w:r>
+              <w:rPr>
+                <w:rFonts w:ascii="Arial" w:hAnsi="Arial" w:cs="Arial"/>
+                <w:color w:val="221E1F"/>
+                <w:sz w:val="18"/>
+              </w:rPr>
+              <w:t>Text</w:t>
+            </w:r>
+            <w:proofErr w:type="spellEnd"/>
+            <w:r>
+              <w:rPr>
+                <w:rFonts w:ascii="Arial" w:hAnsi="Arial" w:cs="Arial"/>
+                <w:color w:val="221E1F"/>
+                <w:sz w:val="18"/>
+              </w:rPr>
+              <w:t xml:space="preserve"> }</w:t>
+            </w:r>
+            <w:proofErr w:type="gramEnd"/>
+            <w:r>
+              <w:rPr>
+                <w:rFonts w:ascii="Arial" w:hAnsi="Arial" w:cs="Arial"/>
+                <w:color w:val="221E1F"/>
+                <w:sz w:val="18"/>
+              </w:rPr>
+              <w:t>}</w:t>
+            </w:r>
+            <w:r>
+              <w:rPr>
+                <w:rFonts w:ascii="Arial" w:hAnsi="Arial" w:cs="Arial"/>
+                <w:color w:val="221E1F"/>
+                <w:sz w:val="18"/>
+              </w:rPr>
+              <w:t xml:space="preserve"> </w:t>
+            </w:r>
+            <w:r>
+              <w:rPr>
+                <w:rFonts w:ascii="Arial" w:hAnsi="Arial" w:cs="Arial"/>
+                <w:color w:val="221E1F"/>
+                <w:sz w:val="18"/>
+              </w:rPr>
+              <w:t>{{</w:t>
+            </w:r>
+            <w:proofErr w:type="spellStart"/>
+            <w:r>
+              <w:rPr>
+                <w:rFonts w:ascii="Arial" w:hAnsi="Arial" w:cs="Arial"/>
+                <w:color w:val="221E1F"/>
+                <w:sz w:val="18"/>
+              </w:rPr>
+              <w:t>Device_Description</w:t>
+            </w:r>
+            <w:proofErr w:type="spellEnd"/>
+            <w:r>
+              <w:rPr>
+                <w:rFonts w:ascii="Arial" w:hAnsi="Arial" w:cs="Arial"/>
+                <w:color w:val="221E1F"/>
+                <w:sz w:val="18"/>
+              </w:rPr>
+              <w:t>}}</w:t>
+            </w:r>
+            <w:r>
+              <w:rPr>
+                <w:rFonts w:ascii="Arial" w:hAnsi="Arial" w:cs="Arial"/>
+                <w:color w:val="221E1F"/>
+                <w:sz w:val="18"/>
+              </w:rPr>
+              <w:t xml:space="preserve"> </w:t>
+            </w:r>
+            <w:r>
+              <w:rPr>
+                <w:rFonts w:ascii="Arial" w:hAnsi="Arial" w:cs="Arial"/>
+                <w:color w:val="221E1F"/>
+                <w:sz w:val="18"/>
+              </w:rPr>
+              <w:t xml:space="preserve">in a </w:t>
+            </w:r>
+            <w:proofErr w:type="gramStart"/>
+            <w:r>
+              <w:rPr>
+                <w:rFonts w:ascii="Arial" w:hAnsi="Arial" w:cs="Arial"/>
+                <w:color w:val="221E1F"/>
+                <w:sz w:val="18"/>
+              </w:rPr>
+              <w:t xml:space="preserve">{{ </w:t>
+            </w:r>
+            <w:proofErr w:type="spellStart"/>
+            <w:r>
+              <w:rPr>
+                <w:rFonts w:ascii="Arial" w:hAnsi="Arial" w:cs="Arial"/>
+                <w:color w:val="221E1F"/>
+                <w:sz w:val="18"/>
+              </w:rPr>
+              <w:t>Package</w:t>
+            </w:r>
+            <w:proofErr w:type="gramEnd"/>
+            <w:r>
+              <w:rPr>
+                <w:rFonts w:ascii="Arial" w:hAnsi="Arial" w:cs="Arial"/>
+                <w:color w:val="221E1F"/>
+                <w:sz w:val="18"/>
+              </w:rPr>
+              <w:t>_Type_</w:t>
+            </w:r>
+            <w:proofErr w:type="gramStart"/>
+            <w:r>
+              <w:rPr>
+                <w:rFonts w:ascii="Arial" w:hAnsi="Arial" w:cs="Arial"/>
+                <w:color w:val="221E1F"/>
+                <w:sz w:val="18"/>
+              </w:rPr>
+              <w:t>Text</w:t>
+            </w:r>
+            <w:proofErr w:type="spellEnd"/>
+            <w:r>
+              <w:rPr>
+                <w:rFonts w:ascii="Arial" w:hAnsi="Arial" w:cs="Arial"/>
+                <w:color w:val="221E1F"/>
+                <w:sz w:val="18"/>
+              </w:rPr>
+              <w:t xml:space="preserve"> }</w:t>
+            </w:r>
+            <w:proofErr w:type="gramEnd"/>
+            <w:r>
+              <w:rPr>
+                <w:rFonts w:ascii="Arial" w:hAnsi="Arial" w:cs="Arial"/>
+                <w:color w:val="221E1F"/>
+                <w:sz w:val="18"/>
+              </w:rPr>
+              <w:t>}</w:t>
             </w:r>
             <w:r>
               <w:rPr>
@@ -732,7 +890,25 @@
                 <w:color w:val="221E1F"/>
                 <w:sz w:val="18"/>
               </w:rPr>
-              <w:t>high eﬀciency systems.</w:t>
+              <w:t xml:space="preserve">high </w:t>
+            </w:r>
+            <w:proofErr w:type="spellStart"/>
+            <w:r>
+              <w:rPr>
+                <w:rFonts w:ascii="Arial" w:hAnsi="Arial" w:cs="Arial"/>
+                <w:color w:val="221E1F"/>
+                <w:sz w:val="18"/>
+              </w:rPr>
+              <w:t>eﬀciency</w:t>
+            </w:r>
+            <w:proofErr w:type="spellEnd"/>
+            <w:r>
+              <w:rPr>
+                <w:rFonts w:ascii="Arial" w:hAnsi="Arial" w:cs="Arial"/>
+                <w:color w:val="221E1F"/>
+                <w:sz w:val="18"/>
+              </w:rPr>
+              <w:t xml:space="preserve"> systems.</w:t>
             </w:r>
           </w:p>
         </w:tc>
@@ -1872,7 +2048,15 @@
                 <w:sz w:val="20"/>
                 <w:szCs w:val="20"/>
               </w:rPr>
-              <w:t>25 °C ≤ T</w:t>
+              <w:t xml:space="preserve">25 °C ≤ </w:t>
+            </w:r>
+            <w:proofErr w:type="spellStart"/>
+            <w:r>
+              <w:rPr>
+                <w:sz w:val="20"/>
+                <w:szCs w:val="20"/>
+              </w:rPr>
+              <w:t>T</w:t>
             </w:r>
             <w:r>
               <w:rPr>
@@ -1882,6 +2066,7 @@
               </w:rPr>
               <w:t>j</w:t>
             </w:r>
+            <w:proofErr w:type="spellEnd"/>
             <w:r>
               <w:rPr>
                 <w:sz w:val="20"/>
@@ -1950,6 +2135,7 @@
               </w:rPr>
               <w:t>{{</w:t>
             </w:r>
+            <w:proofErr w:type="spellStart"/>
             <w:r>
               <w:rPr>
                 <w:sz w:val="20"/>
@@ -1971,6 +2157,7 @@
               </w:rPr>
               <w:t>rate</w:t>
             </w:r>
+            <w:proofErr w:type="spellEnd"/>
             <w:r>
               <w:rPr>
                 <w:sz w:val="20"/>
@@ -2138,7 +2325,15 @@
                 <w:sz w:val="20"/>
                 <w:szCs w:val="20"/>
               </w:rPr>
-              <w:t xml:space="preserve"> = 18 V; T</w:t>
+              <w:t xml:space="preserve"> = 18 V; </w:t>
+            </w:r>
+            <w:proofErr w:type="spellStart"/>
+            <w:r>
+              <w:rPr>
+                <w:sz w:val="20"/>
+                <w:szCs w:val="20"/>
+              </w:rPr>
+              <w:t>T</w:t>
             </w:r>
             <w:r>
               <w:rPr>
@@ -2148,6 +2343,7 @@
               </w:rPr>
               <w:t>mb</w:t>
             </w:r>
+            <w:proofErr w:type="spellEnd"/>
             <w:r>
               <w:rPr>
                 <w:sz w:val="20"/>
@@ -2216,6 +2412,7 @@
               </w:rPr>
               <w:t>{{</w:t>
             </w:r>
+            <w:proofErr w:type="spellStart"/>
             <w:r>
               <w:rPr>
                 <w:sz w:val="20"/>
@@ -2237,6 +2434,7 @@
               </w:rPr>
               <w:t>rate</w:t>
             </w:r>
+            <w:proofErr w:type="spellEnd"/>
             <w:r>
               <w:rPr>
                 <w:sz w:val="20"/>
@@ -2312,6 +2510,7 @@
                 <w:szCs w:val="28"/>
               </w:rPr>
             </w:pPr>
+            <w:proofErr w:type="spellStart"/>
             <w:r>
               <w:t>P</w:t>
             </w:r>
@@ -2321,6 +2520,7 @@
               </w:rPr>
               <w:t>tot</w:t>
             </w:r>
+            <w:proofErr w:type="spellEnd"/>
           </w:p>
         </w:tc>
         <w:tc>
@@ -2384,6 +2584,7 @@
                 <w:szCs w:val="20"/>
               </w:rPr>
             </w:pPr>
+            <w:proofErr w:type="spellStart"/>
             <w:r>
               <w:rPr>
                 <w:sz w:val="20"/>
@@ -2399,6 +2600,7 @@
               </w:rPr>
               <w:t>mb</w:t>
             </w:r>
+            <w:proofErr w:type="spellEnd"/>
             <w:r>
               <w:rPr>
                 <w:sz w:val="20"/>
@@ -2413,6 +2615,7 @@
               </w:rPr>
               <w:t xml:space="preserve">; </w:t>
             </w:r>
+            <w:proofErr w:type="spellStart"/>
             <w:r>
               <w:rPr>
                 <w:sz w:val="20"/>
@@ -2428,6 +2631,7 @@
               </w:rPr>
               <w:t>j</w:t>
             </w:r>
+            <w:proofErr w:type="spellEnd"/>
             <w:r>
               <w:rPr>
                 <w:sz w:val="20"/>
@@ -2498,6 +2702,7 @@
               </w:rPr>
               <w:t>{{</w:t>
             </w:r>
+            <w:proofErr w:type="spellStart"/>
             <w:r>
               <w:rPr>
                 <w:sz w:val="20"/>
@@ -2505,6 +2710,7 @@
               </w:rPr>
               <w:t>Power_max</w:t>
             </w:r>
+            <w:proofErr w:type="spellEnd"/>
             <w:r>
               <w:rPr>
                 <w:sz w:val="20"/>
@@ -2580,6 +2786,7 @@
                 <w:szCs w:val="28"/>
               </w:rPr>
             </w:pPr>
+            <w:proofErr w:type="spellStart"/>
             <w:r>
               <w:t>T</w:t>
             </w:r>
@@ -2589,6 +2796,7 @@
               </w:rPr>
               <w:t>j</w:t>
             </w:r>
+            <w:proofErr w:type="spellEnd"/>
           </w:p>
         </w:tc>
         <w:tc>
@@ -3005,6 +3213,7 @@
                 <w:szCs w:val="24"/>
               </w:rPr>
             </w:pPr>
+            <w:proofErr w:type="spellStart"/>
             <w:r>
               <w:rPr>
                 <w:rFonts w:ascii="Arial" w:hAnsi="Arial" w:cs="Arial"/>
@@ -3017,6 +3226,7 @@
               </w:rPr>
               <w:t>Typ</w:t>
             </w:r>
+            <w:proofErr w:type="spellEnd"/>
           </w:p>
         </w:tc>
         <w:tc>
@@ -3182,6 +3392,7 @@
                 <w:szCs w:val="28"/>
               </w:rPr>
             </w:pPr>
+            <w:proofErr w:type="gramStart"/>
             <w:r>
               <w:t>R</w:t>
             </w:r>
@@ -3195,7 +3406,14 @@
               <w:rPr>
                 <w:vertAlign w:val="subscript"/>
               </w:rPr>
-              <w:t>(on)</w:t>
+              <w:t>(</w:t>
+            </w:r>
+            <w:proofErr w:type="gramEnd"/>
+            <w:r>
+              <w:rPr>
+                <w:vertAlign w:val="subscript"/>
+              </w:rPr>
+              <w:t>on)</w:t>
             </w:r>
           </w:p>
         </w:tc>
@@ -3374,6 +3592,7 @@
               </w:rPr>
               <w:t xml:space="preserve"> </w:t>
             </w:r>
+            <w:proofErr w:type="spellStart"/>
             <w:r>
               <w:rPr>
                 <w:rFonts w:ascii="Arial" w:hAnsi="Arial" w:cs="Arial"/>
@@ -3393,6 +3612,7 @@
               </w:rPr>
               <w:t>j</w:t>
             </w:r>
+            <w:proofErr w:type="spellEnd"/>
             <w:r>
               <w:rPr>
                 <w:rFonts w:ascii="Arial" w:hAnsi="Arial" w:cs="Arial"/>
@@ -3484,12 +3704,44 @@
                 <w:szCs w:val="20"/>
               </w:rPr>
             </w:pPr>
-            <w:r>
-              <w:rPr>
-                <w:sz w:val="20"/>
-                <w:szCs w:val="20"/>
-              </w:rPr>
-              <w:t>80</w:t>
+            <w:proofErr w:type="gramStart"/>
+            <w:r>
+              <w:rPr>
+                <w:sz w:val="20"/>
+                <w:szCs w:val="20"/>
+              </w:rPr>
+              <w:t xml:space="preserve">{{ </w:t>
+            </w:r>
+            <w:proofErr w:type="spellStart"/>
+            <w:r>
+              <w:rPr>
+                <w:sz w:val="20"/>
+                <w:szCs w:val="20"/>
+              </w:rPr>
+              <w:t>Rdson</w:t>
+            </w:r>
+            <w:proofErr w:type="gramEnd"/>
+            <w:r>
+              <w:rPr>
+                <w:sz w:val="20"/>
+                <w:szCs w:val="20"/>
+              </w:rPr>
+              <w:t>_</w:t>
+            </w:r>
+            <w:r>
+              <w:rPr>
+                <w:sz w:val="20"/>
+                <w:szCs w:val="20"/>
+              </w:rPr>
+              <w:t>typ</w:t>
+            </w:r>
+            <w:proofErr w:type="spellEnd"/>
+            <w:r>
+              <w:rPr>
+                <w:sz w:val="20"/>
+                <w:szCs w:val="20"/>
+              </w:rPr>
+              <w:t xml:space="preserve"> }}</w:t>
             </w:r>
           </w:p>
         </w:tc>
@@ -3516,12 +3768,37 @@
                 <w:szCs w:val="20"/>
               </w:rPr>
             </w:pPr>
-            <w:r>
-              <w:rPr>
-                <w:sz w:val="20"/>
-                <w:szCs w:val="20"/>
-              </w:rPr>
-              <w:t>-</w:t>
+            <w:proofErr w:type="gramStart"/>
+            <w:r>
+              <w:rPr>
+                <w:sz w:val="20"/>
+                <w:szCs w:val="20"/>
+              </w:rPr>
+              <w:t xml:space="preserve">{{ </w:t>
+            </w:r>
+            <w:proofErr w:type="spellStart"/>
+            <w:r>
+              <w:rPr>
+                <w:sz w:val="20"/>
+                <w:szCs w:val="20"/>
+              </w:rPr>
+              <w:t>Rdson</w:t>
+            </w:r>
+            <w:proofErr w:type="gramEnd"/>
+            <w:r>
+              <w:rPr>
+                <w:sz w:val="20"/>
+                <w:szCs w:val="20"/>
+              </w:rPr>
+              <w:t>_max</w:t>
+            </w:r>
+            <w:proofErr w:type="spellEnd"/>
+            <w:r>
+              <w:rPr>
+                <w:sz w:val="20"/>
+                <w:szCs w:val="20"/>
+              </w:rPr>
+              <w:t xml:space="preserve"> }}</w:t>
             </w:r>
           </w:p>
         </w:tc>
@@ -3552,7 +3829,14 @@
                 <w:sz w:val="20"/>
                 <w:szCs w:val="20"/>
               </w:rPr>
-              <w:t>V</w:t>
+              <w:t>m</w:t>
+            </w:r>
+            <w:r>
+              <w:rPr>
+                <w:sz w:val="20"/>
+                <w:szCs w:val="20"/>
+              </w:rPr>
+              <w:sym w:font="Symbol" w:char="F057"/>
             </w:r>
           </w:p>
         </w:tc>
@@ -3738,6 +4022,7 @@
               </w:rPr>
               <w:t xml:space="preserve"> </w:t>
             </w:r>
+            <w:proofErr w:type="spellStart"/>
             <w:r>
               <w:rPr>
                 <w:rFonts w:ascii="Arial" w:hAnsi="Arial" w:cs="Arial"/>
@@ -3757,6 +4042,7 @@
               </w:rPr>
               <w:t>j</w:t>
             </w:r>
+            <w:proofErr w:type="spellEnd"/>
             <w:r>
               <w:rPr>
                 <w:rFonts w:ascii="Arial" w:hAnsi="Arial" w:cs="Arial"/>
@@ -3848,12 +4134,35 @@
                 <w:szCs w:val="20"/>
               </w:rPr>
             </w:pPr>
-            <w:r>
-              <w:rPr>
-                <w:sz w:val="20"/>
-                <w:szCs w:val="20"/>
-              </w:rPr>
-              <w:t>65</w:t>
+            <w:proofErr w:type="gramStart"/>
+            <w:r>
+              <w:rPr>
+                <w:sz w:val="20"/>
+                <w:szCs w:val="20"/>
+              </w:rPr>
+              <w:t>{{ Rdson</w:t>
+            </w:r>
+            <w:proofErr w:type="gramEnd"/>
+            <w:r>
+              <w:rPr>
+                <w:sz w:val="20"/>
+                <w:szCs w:val="20"/>
+              </w:rPr>
+              <w:t>_</w:t>
+            </w:r>
+            <w:r>
+              <w:rPr>
+                <w:sz w:val="20"/>
+                <w:szCs w:val="20"/>
+              </w:rPr>
+              <w:t>t18</w:t>
+            </w:r>
+            <w:r>
+              <w:rPr>
+                <w:sz w:val="20"/>
+                <w:szCs w:val="20"/>
+              </w:rPr>
+              <w:t xml:space="preserve"> }}</w:t>
             </w:r>
           </w:p>
         </w:tc>
@@ -3880,12 +4189,35 @@
                 <w:szCs w:val="20"/>
               </w:rPr>
             </w:pPr>
-            <w:r>
-              <w:rPr>
-                <w:sz w:val="20"/>
-                <w:szCs w:val="20"/>
-              </w:rPr>
-              <w:t>85</w:t>
+            <w:proofErr w:type="gramStart"/>
+            <w:r>
+              <w:rPr>
+                <w:sz w:val="20"/>
+                <w:szCs w:val="20"/>
+              </w:rPr>
+              <w:t>{{ Rdson</w:t>
+            </w:r>
+            <w:proofErr w:type="gramEnd"/>
+            <w:r>
+              <w:rPr>
+                <w:sz w:val="20"/>
+                <w:szCs w:val="20"/>
+              </w:rPr>
+              <w:t>_m</w:t>
+            </w:r>
+            <w:r>
+              <w:rPr>
+                <w:sz w:val="20"/>
+                <w:szCs w:val="20"/>
+              </w:rPr>
+              <w:t>18</w:t>
+            </w:r>
+            <w:r>
+              <w:rPr>
+                <w:sz w:val="20"/>
+                <w:szCs w:val="20"/>
+              </w:rPr>
+              <w:t xml:space="preserve"> }}</w:t>
             </w:r>
           </w:p>
         </w:tc>
@@ -3916,7 +4248,14 @@
                 <w:sz w:val="20"/>
                 <w:szCs w:val="20"/>
               </w:rPr>
-              <w:t>A</w:t>
+              <w:t>m</w:t>
+            </w:r>
+            <w:r>
+              <w:rPr>
+                <w:sz w:val="20"/>
+                <w:szCs w:val="20"/>
+              </w:rPr>
+              <w:sym w:font="Symbol" w:char="F057"/>
             </w:r>
           </w:p>
         </w:tc>
@@ -4152,6 +4491,7 @@
                 <w:sz w:val="18"/>
                 <w:szCs w:val="18"/>
               </w:rPr>
+              <w:lastRenderedPageBreak/>
               <w:t>V</w:t>
             </w:r>
             <w:r>
@@ -4182,6 +4522,7 @@
               </w:rPr>
               <w:t xml:space="preserve"> </w:t>
             </w:r>
+            <w:proofErr w:type="spellStart"/>
             <w:r>
               <w:rPr>
                 <w:rFonts w:ascii="Arial" w:hAnsi="Arial" w:cs="Arial"/>
@@ -4199,14 +4540,25 @@
                 <w:szCs w:val="18"/>
                 <w:vertAlign w:val="subscript"/>
               </w:rPr>
-              <w:t xml:space="preserve">j </w:t>
-            </w:r>
+              <w:t>j</w:t>
+            </w:r>
+            <w:proofErr w:type="spellEnd"/>
             <w:r>
               <w:rPr>
                 <w:rFonts w:ascii="Arial" w:hAnsi="Arial" w:cs="Arial"/>
                 <w:color w:val="221E1F"/>
                 <w:sz w:val="18"/>
                 <w:szCs w:val="18"/>
+                <w:vertAlign w:val="subscript"/>
+              </w:rPr>
+              <w:t xml:space="preserve"> </w:t>
+            </w:r>
+            <w:r>
+              <w:rPr>
+                <w:rFonts w:ascii="Arial" w:hAnsi="Arial" w:cs="Arial"/>
+                <w:color w:val="221E1F"/>
+                <w:sz w:val="18"/>
+                <w:szCs w:val="18"/>
               </w:rPr>
               <w:t>=25°C</w:t>
             </w:r>
@@ -4355,6 +4707,7 @@
                 <w:szCs w:val="20"/>
               </w:rPr>
             </w:pPr>
+            <w:proofErr w:type="spellStart"/>
             <w:r>
               <w:rPr>
                 <w:sz w:val="20"/>
@@ -4362,6 +4715,7 @@
               </w:rPr>
               <w:t>nC</w:t>
             </w:r>
+            <w:proofErr w:type="spellEnd"/>
           </w:p>
         </w:tc>
       </w:tr>
@@ -4396,6 +4750,7 @@
                 <w:szCs w:val="28"/>
               </w:rPr>
             </w:pPr>
+            <w:proofErr w:type="spellStart"/>
             <w:r>
               <w:t>C</w:t>
             </w:r>
@@ -4405,6 +4760,7 @@
               </w:rPr>
               <w:t>gd</w:t>
             </w:r>
+            <w:proofErr w:type="spellEnd"/>
           </w:p>
         </w:tc>
         <w:tc>
@@ -4611,6 +4967,7 @@
                 <w:szCs w:val="20"/>
               </w:rPr>
             </w:pPr>
+            <w:proofErr w:type="spellStart"/>
             <w:r>
               <w:rPr>
                 <w:sz w:val="20"/>
@@ -4618,6 +4975,7 @@
               </w:rPr>
               <w:t>nC</w:t>
             </w:r>
+            <w:proofErr w:type="spellEnd"/>
           </w:p>
         </w:tc>
       </w:tr>
@@ -4695,6 +5053,7 @@
                 <w:szCs w:val="28"/>
               </w:rPr>
             </w:pPr>
+            <w:proofErr w:type="spellStart"/>
             <w:r>
               <w:t>Q</w:t>
             </w:r>
@@ -4704,6 +5063,7 @@
               </w:rPr>
               <w:t>rr</w:t>
             </w:r>
+            <w:proofErr w:type="spellEnd"/>
           </w:p>
         </w:tc>
         <w:tc>
@@ -4870,6 +5230,7 @@
               </w:rPr>
               <w:t xml:space="preserve"> </w:t>
             </w:r>
+            <w:proofErr w:type="spellStart"/>
             <w:r>
               <w:rPr>
                 <w:rFonts w:ascii="Arial" w:hAnsi="Arial" w:cs="Arial"/>
@@ -4887,14 +5248,25 @@
                 <w:szCs w:val="18"/>
                 <w:vertAlign w:val="subscript"/>
               </w:rPr>
-              <w:t xml:space="preserve">j </w:t>
-            </w:r>
+              <w:t>j</w:t>
+            </w:r>
+            <w:proofErr w:type="spellEnd"/>
             <w:r>
               <w:rPr>
                 <w:rFonts w:ascii="Arial" w:hAnsi="Arial" w:cs="Arial"/>
                 <w:color w:val="221E1F"/>
                 <w:sz w:val="18"/>
                 <w:szCs w:val="18"/>
+                <w:vertAlign w:val="subscript"/>
+              </w:rPr>
+              <w:t xml:space="preserve"> </w:t>
+            </w:r>
+            <w:r>
+              <w:rPr>
+                <w:rFonts w:ascii="Arial" w:hAnsi="Arial" w:cs="Arial"/>
+                <w:color w:val="221E1F"/>
+                <w:sz w:val="18"/>
+                <w:szCs w:val="18"/>
               </w:rPr>
               <w:t>=25°C</w:t>
             </w:r>
@@ -5043,6 +5415,7 @@
                 <w:szCs w:val="20"/>
               </w:rPr>
             </w:pPr>
+            <w:proofErr w:type="spellStart"/>
             <w:r>
               <w:rPr>
                 <w:sz w:val="20"/>
@@ -5050,6 +5423,7 @@
               </w:rPr>
               <w:t>nC</w:t>
             </w:r>
+            <w:proofErr w:type="spellEnd"/>
           </w:p>
         </w:tc>
       </w:tr>
@@ -5107,7 +5481,6 @@
                 <w:sz w:val="30"/>
                 <w:szCs w:val="24"/>
               </w:rPr>
-              <w:lastRenderedPageBreak/>
               <w:t>5. Pinning information</w:t>
             </w:r>
           </w:p>
@@ -5495,7 +5868,7 @@
                 <w:noProof/>
               </w:rPr>
               <w:drawing>
-                <wp:anchor distT="0" distB="0" distL="114300" distR="114300" simplePos="0" relativeHeight="251666432" behindDoc="0" locked="0" layoutInCell="1" allowOverlap="1" wp14:anchorId="359F4067" wp14:editId="21FE6976">
+                <wp:anchor distT="0" distB="0" distL="114300" distR="114300" simplePos="0" relativeHeight="251666432" behindDoc="0" locked="0" layoutInCell="1" allowOverlap="1" wp14:anchorId="359F4067" wp14:editId="4D76EE62">
                   <wp:simplePos x="0" y="0"/>
                   <wp:positionH relativeFrom="column">
                     <wp:posOffset>526415</wp:posOffset>
@@ -5588,7 +5961,7 @@
                 <w:szCs w:val="20"/>
               </w:rPr>
               <w:drawing>
-                <wp:anchor distT="0" distB="0" distL="114300" distR="114300" simplePos="0" relativeHeight="251667456" behindDoc="0" locked="0" layoutInCell="1" allowOverlap="1" wp14:anchorId="3B03D455" wp14:editId="6D81A75C">
+                <wp:anchor distT="0" distB="0" distL="114300" distR="114300" simplePos="0" relativeHeight="251667456" behindDoc="0" locked="0" layoutInCell="1" allowOverlap="1" wp14:anchorId="3B03D455" wp14:editId="1B314D80">
                   <wp:simplePos x="0" y="0"/>
                   <wp:positionH relativeFrom="column">
                     <wp:posOffset>526415</wp:posOffset>
@@ -7032,7 +7405,7 @@
                 <w:sz w:val="20"/>
                 <w:szCs w:val="20"/>
               </w:rPr>
-              <w:t>1-Oct-26</w:t>
+              <w:t>2-Oct-26</w:t>
             </w:r>
             <w:r>
               <w:rPr>
@@ -7962,7 +8335,16 @@
                 <w:sz w:val="20"/>
                 <w:szCs w:val="20"/>
               </w:rPr>
-              <w:t>25 °C ≤ T</w:t>
+              <w:t xml:space="preserve">25 °C ≤ </w:t>
+            </w:r>
+            <w:proofErr w:type="spellStart"/>
+            <w:r>
+              <w:rPr>
+                <w:rFonts w:ascii="Arial" w:hAnsi="Arial" w:cs="Arial"/>
+                <w:sz w:val="20"/>
+                <w:szCs w:val="20"/>
+              </w:rPr>
+              <w:t>T</w:t>
             </w:r>
             <w:r>
               <w:rPr>
@@ -7973,6 +8355,7 @@
               </w:rPr>
               <w:t>j</w:t>
             </w:r>
+            <w:proofErr w:type="spellEnd"/>
             <w:r>
               <w:rPr>
                 <w:rFonts w:ascii="Arial" w:hAnsi="Arial" w:cs="Arial"/>
@@ -8100,6 +8483,7 @@
               <w:spacing w:before="40" w:after="40" w:line="201" w:lineRule="exact"/>
               <w:jc w:val="left"/>
             </w:pPr>
+            <w:proofErr w:type="gramStart"/>
             <w:r>
               <w:t>V</w:t>
             </w:r>
@@ -8119,7 +8503,14 @@
               <w:rPr>
                 <w:vertAlign w:val="subscript"/>
               </w:rPr>
-              <w:t>(max)</w:t>
+              <w:t>(</w:t>
+            </w:r>
+            <w:proofErr w:type="gramEnd"/>
+            <w:r>
+              <w:rPr>
+                <w:vertAlign w:val="subscript"/>
+              </w:rPr>
+              <w:t>max)</w:t>
             </w:r>
           </w:p>
         </w:tc>
@@ -8321,6 +8712,7 @@
                 <w:szCs w:val="28"/>
               </w:rPr>
             </w:pPr>
+            <w:proofErr w:type="gramStart"/>
             <w:r>
               <w:t>V</w:t>
             </w:r>
@@ -8340,7 +8732,14 @@
               <w:rPr>
                 <w:vertAlign w:val="subscript"/>
               </w:rPr>
-              <w:t>(max)</w:t>
+              <w:t>(</w:t>
+            </w:r>
+            <w:proofErr w:type="gramEnd"/>
+            <w:r>
+              <w:rPr>
+                <w:vertAlign w:val="subscript"/>
+              </w:rPr>
+              <w:t>max)</w:t>
             </w:r>
           </w:p>
         </w:tc>
@@ -8548,6 +8947,7 @@
                 <w:szCs w:val="28"/>
               </w:rPr>
             </w:pPr>
+            <w:proofErr w:type="spellStart"/>
             <w:r>
               <w:t>P</w:t>
             </w:r>
@@ -8557,6 +8957,7 @@
               </w:rPr>
               <w:t>tot</w:t>
             </w:r>
+            <w:proofErr w:type="spellEnd"/>
           </w:p>
         </w:tc>
         <w:tc>
@@ -8615,6 +9016,7 @@
                 <w:szCs w:val="20"/>
               </w:rPr>
             </w:pPr>
+            <w:proofErr w:type="spellStart"/>
             <w:r>
               <w:rPr>
                 <w:rFonts w:ascii="Arial" w:hAnsi="Arial" w:cs="Arial"/>
@@ -8632,13 +9034,23 @@
               </w:rPr>
               <w:t>mb</w:t>
             </w:r>
-            <w:r>
-              <w:rPr>
-                <w:rFonts w:ascii="Arial" w:hAnsi="Arial" w:cs="Arial"/>
-                <w:sz w:val="20"/>
-                <w:szCs w:val="20"/>
-              </w:rPr>
-              <w:t xml:space="preserve"> = 25 °C; T</w:t>
+            <w:proofErr w:type="spellEnd"/>
+            <w:r>
+              <w:rPr>
+                <w:rFonts w:ascii="Arial" w:hAnsi="Arial" w:cs="Arial"/>
+                <w:sz w:val="20"/>
+                <w:szCs w:val="20"/>
+              </w:rPr>
+              <w:t xml:space="preserve"> = 25 °C; </w:t>
+            </w:r>
+            <w:proofErr w:type="spellStart"/>
+            <w:r>
+              <w:rPr>
+                <w:rFonts w:ascii="Arial" w:hAnsi="Arial" w:cs="Arial"/>
+                <w:sz w:val="20"/>
+                <w:szCs w:val="20"/>
+              </w:rPr>
+              <w:t>T</w:t>
             </w:r>
             <w:r>
               <w:rPr>
@@ -8649,6 +9061,7 @@
               </w:rPr>
               <w:t>j</w:t>
             </w:r>
+            <w:proofErr w:type="spellEnd"/>
             <w:r>
               <w:rPr>
                 <w:rFonts w:ascii="Arial" w:hAnsi="Arial" w:cs="Arial"/>
@@ -8715,7 +9128,23 @@
                 <w:sz w:val="20"/>
                 <w:szCs w:val="20"/>
               </w:rPr>
-              <w:t>{{Power_max}}</w:t>
+              <w:t>{{</w:t>
+            </w:r>
+            <w:proofErr w:type="spellStart"/>
+            <w:r>
+              <w:rPr>
+                <w:sz w:val="20"/>
+                <w:szCs w:val="20"/>
+              </w:rPr>
+              <w:t>Power_max</w:t>
+            </w:r>
+            <w:proofErr w:type="spellEnd"/>
+            <w:r>
+              <w:rPr>
+                <w:sz w:val="20"/>
+                <w:szCs w:val="20"/>
+              </w:rPr>
+              <w:t>}}</w:t>
             </w:r>
           </w:p>
         </w:tc>
@@ -8872,7 +9301,16 @@
                 <w:sz w:val="20"/>
                 <w:szCs w:val="20"/>
               </w:rPr>
-              <w:t xml:space="preserve"> = 18 V; T</w:t>
+              <w:t xml:space="preserve"> = 18 V; </w:t>
+            </w:r>
+            <w:proofErr w:type="spellStart"/>
+            <w:r>
+              <w:rPr>
+                <w:rFonts w:ascii="Arial" w:hAnsi="Arial" w:cs="Arial"/>
+                <w:sz w:val="20"/>
+                <w:szCs w:val="20"/>
+              </w:rPr>
+              <w:t>T</w:t>
             </w:r>
             <w:r>
               <w:rPr>
@@ -8883,6 +9321,7 @@
               </w:rPr>
               <w:t>mb</w:t>
             </w:r>
+            <w:proofErr w:type="spellEnd"/>
             <w:r>
               <w:rPr>
                 <w:rFonts w:ascii="Arial" w:hAnsi="Arial" w:cs="Arial"/>
@@ -9078,7 +9517,16 @@
                 <w:sz w:val="20"/>
                 <w:szCs w:val="20"/>
               </w:rPr>
-              <w:t xml:space="preserve"> = 18 V; T</w:t>
+              <w:t xml:space="preserve"> = 18 V; </w:t>
+            </w:r>
+            <w:proofErr w:type="spellStart"/>
+            <w:r>
+              <w:rPr>
+                <w:rFonts w:ascii="Arial" w:hAnsi="Arial" w:cs="Arial"/>
+                <w:sz w:val="20"/>
+                <w:szCs w:val="20"/>
+              </w:rPr>
+              <w:t>T</w:t>
             </w:r>
             <w:r>
               <w:rPr>
@@ -9089,6 +9537,7 @@
               </w:rPr>
               <w:t>mb</w:t>
             </w:r>
+            <w:proofErr w:type="spellEnd"/>
             <w:r>
               <w:rPr>
                 <w:rFonts w:ascii="Arial" w:hAnsi="Arial" w:cs="Arial"/>
@@ -9283,7 +9732,16 @@
                 <w:sz w:val="20"/>
                 <w:szCs w:val="20"/>
               </w:rPr>
-              <w:t>Pulse width t</w:t>
+              <w:t xml:space="preserve">Pulse width </w:t>
+            </w:r>
+            <w:proofErr w:type="spellStart"/>
+            <w:r>
+              <w:rPr>
+                <w:rFonts w:ascii="Arial" w:hAnsi="Arial" w:cs="Arial"/>
+                <w:sz w:val="20"/>
+                <w:szCs w:val="20"/>
+              </w:rPr>
+              <w:t>t</w:t>
             </w:r>
             <w:r>
               <w:rPr>
@@ -9294,13 +9752,23 @@
               </w:rPr>
               <w:t>p</w:t>
             </w:r>
-            <w:r>
-              <w:rPr>
-                <w:rFonts w:ascii="Arial" w:hAnsi="Arial" w:cs="Arial"/>
-                <w:sz w:val="20"/>
-                <w:szCs w:val="20"/>
-              </w:rPr>
-              <w:t xml:space="preserve"> limited by T</w:t>
+            <w:proofErr w:type="spellEnd"/>
+            <w:r>
+              <w:rPr>
+                <w:rFonts w:ascii="Arial" w:hAnsi="Arial" w:cs="Arial"/>
+                <w:sz w:val="20"/>
+                <w:szCs w:val="20"/>
+              </w:rPr>
+              <w:t xml:space="preserve"> limited by </w:t>
+            </w:r>
+            <w:proofErr w:type="spellStart"/>
+            <w:r>
+              <w:rPr>
+                <w:rFonts w:ascii="Arial" w:hAnsi="Arial" w:cs="Arial"/>
+                <w:sz w:val="20"/>
+                <w:szCs w:val="20"/>
+              </w:rPr>
+              <w:t>T</w:t>
             </w:r>
             <w:r>
               <w:rPr>
@@ -9311,6 +9779,7 @@
               </w:rPr>
               <w:t>jmax</w:t>
             </w:r>
+            <w:proofErr w:type="spellEnd"/>
           </w:p>
         </w:tc>
         <w:tc>
@@ -9511,7 +9980,16 @@
                 <w:sz w:val="20"/>
                 <w:szCs w:val="20"/>
               </w:rPr>
-              <w:t xml:space="preserve"> = -4 V; T</w:t>
+              <w:t xml:space="preserve"> = -4 V; </w:t>
+            </w:r>
+            <w:proofErr w:type="spellStart"/>
+            <w:r>
+              <w:rPr>
+                <w:rFonts w:ascii="Arial" w:hAnsi="Arial" w:cs="Arial"/>
+                <w:sz w:val="20"/>
+                <w:szCs w:val="20"/>
+              </w:rPr>
+              <w:t>T</w:t>
             </w:r>
             <w:r>
               <w:rPr>
@@ -9522,6 +10000,7 @@
               </w:rPr>
               <w:t>mb</w:t>
             </w:r>
+            <w:proofErr w:type="spellEnd"/>
             <w:r>
               <w:rPr>
                 <w:rFonts w:ascii="Arial" w:hAnsi="Arial" w:cs="Arial"/>
@@ -9739,7 +10218,16 @@
                 <w:sz w:val="20"/>
                 <w:szCs w:val="20"/>
               </w:rPr>
-              <w:t>width t</w:t>
+              <w:t xml:space="preserve">width </w:t>
+            </w:r>
+            <w:proofErr w:type="spellStart"/>
+            <w:r>
+              <w:rPr>
+                <w:rFonts w:ascii="Arial" w:hAnsi="Arial" w:cs="Arial"/>
+                <w:sz w:val="20"/>
+                <w:szCs w:val="20"/>
+              </w:rPr>
+              <w:t>t</w:t>
             </w:r>
             <w:r>
               <w:rPr>
@@ -9750,6 +10238,7 @@
               </w:rPr>
               <w:t>p</w:t>
             </w:r>
+            <w:proofErr w:type="spellEnd"/>
             <w:r>
               <w:rPr>
                 <w:rFonts w:ascii="Arial" w:hAnsi="Arial" w:cs="Arial"/>
@@ -9764,7 +10253,16 @@
                 <w:sz w:val="20"/>
                 <w:szCs w:val="20"/>
               </w:rPr>
-              <w:t>limited by T</w:t>
+              <w:t xml:space="preserve">limited by </w:t>
+            </w:r>
+            <w:proofErr w:type="spellStart"/>
+            <w:r>
+              <w:rPr>
+                <w:rFonts w:ascii="Arial" w:hAnsi="Arial" w:cs="Arial"/>
+                <w:sz w:val="20"/>
+                <w:szCs w:val="20"/>
+              </w:rPr>
+              <w:t>T</w:t>
             </w:r>
             <w:r>
               <w:rPr>
@@ -9775,6 +10273,7 @@
               </w:rPr>
               <w:t>jmax</w:t>
             </w:r>
+            <w:proofErr w:type="spellEnd"/>
           </w:p>
         </w:tc>
         <w:tc>
@@ -9976,7 +10475,25 @@
                 <w:sz w:val="20"/>
                 <w:szCs w:val="20"/>
               </w:rPr>
-              <w:t>=37.8 A; L=1 mH; V</w:t>
+              <w:t xml:space="preserve">=37.8 A; L=1 </w:t>
+            </w:r>
+            <w:proofErr w:type="spellStart"/>
+            <w:r>
+              <w:rPr>
+                <w:rFonts w:ascii="Arial" w:hAnsi="Arial" w:cs="Arial"/>
+                <w:sz w:val="20"/>
+                <w:szCs w:val="20"/>
+              </w:rPr>
+              <w:t>mH</w:t>
+            </w:r>
+            <w:proofErr w:type="spellEnd"/>
+            <w:r>
+              <w:rPr>
+                <w:rFonts w:ascii="Arial" w:hAnsi="Arial" w:cs="Arial"/>
+                <w:sz w:val="20"/>
+                <w:szCs w:val="20"/>
+              </w:rPr>
+              <w:t>; V</w:t>
             </w:r>
             <w:r>
               <w:rPr>
@@ -9993,7 +10510,16 @@
                 <w:sz w:val="20"/>
                 <w:szCs w:val="20"/>
               </w:rPr>
-              <w:t>=100V; T</w:t>
+              <w:t xml:space="preserve">=100V; </w:t>
+            </w:r>
+            <w:proofErr w:type="spellStart"/>
+            <w:r>
+              <w:rPr>
+                <w:rFonts w:ascii="Arial" w:hAnsi="Arial" w:cs="Arial"/>
+                <w:sz w:val="20"/>
+                <w:szCs w:val="20"/>
+              </w:rPr>
+              <w:t>T</w:t>
             </w:r>
             <w:r>
               <w:rPr>
@@ -10004,6 +10530,7 @@
               </w:rPr>
               <w:t>j</w:t>
             </w:r>
+            <w:proofErr w:type="spellEnd"/>
             <w:r>
               <w:rPr>
                 <w:rFonts w:ascii="Arial" w:hAnsi="Arial" w:cs="Arial"/>
@@ -10118,6 +10645,7 @@
               <w:spacing w:before="40" w:after="40" w:line="201" w:lineRule="exact"/>
               <w:jc w:val="left"/>
             </w:pPr>
+            <w:proofErr w:type="spellStart"/>
             <w:r>
               <w:t>T</w:t>
             </w:r>
@@ -10127,6 +10655,7 @@
               </w:rPr>
               <w:t>stg</w:t>
             </w:r>
+            <w:proofErr w:type="spellEnd"/>
           </w:p>
         </w:tc>
         <w:tc>
@@ -10300,6 +10829,7 @@
               <w:spacing w:before="40" w:after="40" w:line="201" w:lineRule="exact"/>
               <w:jc w:val="left"/>
             </w:pPr>
+            <w:proofErr w:type="spellStart"/>
             <w:r>
               <w:t>T</w:t>
             </w:r>
@@ -10309,6 +10839,7 @@
               </w:rPr>
               <w:t>j</w:t>
             </w:r>
+            <w:proofErr w:type="spellEnd"/>
           </w:p>
         </w:tc>
         <w:tc>
@@ -11189,6 +11720,7 @@
                 <w:szCs w:val="24"/>
               </w:rPr>
             </w:pPr>
+            <w:proofErr w:type="spellStart"/>
             <w:r>
               <w:rPr>
                 <w:rFonts w:ascii="Arial" w:hAnsi="Arial" w:cs="Arial"/>
@@ -11201,6 +11733,7 @@
               </w:rPr>
               <w:t>Typ</w:t>
             </w:r>
+            <w:proofErr w:type="spellEnd"/>
           </w:p>
         </w:tc>
         <w:tc>
@@ -11321,6 +11854,7 @@
                 <w:szCs w:val="28"/>
               </w:rPr>
             </w:pPr>
+            <w:proofErr w:type="spellStart"/>
             <w:r>
               <w:t>R</w:t>
             </w:r>
@@ -11330,6 +11864,7 @@
               </w:rPr>
               <w:t>th</w:t>
             </w:r>
+            <w:proofErr w:type="spellEnd"/>
             <w:r>
               <w:rPr>
                 <w:vertAlign w:val="subscript"/>
@@ -11616,6 +12151,7 @@
                 <w:szCs w:val="28"/>
               </w:rPr>
             </w:pPr>
+            <w:proofErr w:type="spellStart"/>
             <w:r>
               <w:rPr>
                 <w:rStyle w:val="A4"/>
@@ -11626,7 +12162,14 @@
               <w:rPr>
                 <w:rStyle w:val="A5"/>
               </w:rPr>
-              <w:t xml:space="preserve">th(j-a) </w:t>
+              <w:t>th</w:t>
+            </w:r>
+            <w:proofErr w:type="spellEnd"/>
+            <w:r>
+              <w:rPr>
+                <w:rStyle w:val="A5"/>
+              </w:rPr>
+              <w:t xml:space="preserve">(j-a) </w:t>
             </w:r>
           </w:p>
         </w:tc>
@@ -12530,7 +13073,31 @@
                 <w:szCs w:val="20"/>
                 <w:lang w:val="en-GB"/>
               </w:rPr>
-              <w:t xml:space="preserve">Plastic single-ended through-hole package; headsink mounted; 1 mounting hole; 4 leads TO-247 Narrow Leads </w:t>
+              <w:t xml:space="preserve">Plastic single-ended through-hole package; </w:t>
+            </w:r>
+            <w:proofErr w:type="spellStart"/>
+            <w:r>
+              <w:rPr>
+                <w:rFonts w:ascii="Arial" w:hAnsi="Arial" w:cs="Arial"/>
+                <w:color w:val="77206D" w:themeColor="accent5" w:themeShade="BF"/>
+                <w:spacing w:val="-3"/>
+                <w:sz w:val="16"/>
+                <w:szCs w:val="20"/>
+                <w:lang w:val="en-GB"/>
+              </w:rPr>
+              <w:t>headsink</w:t>
+            </w:r>
+            <w:proofErr w:type="spellEnd"/>
+            <w:r>
+              <w:rPr>
+                <w:rFonts w:ascii="Arial" w:hAnsi="Arial" w:cs="Arial"/>
+                <w:color w:val="77206D" w:themeColor="accent5" w:themeShade="BF"/>
+                <w:spacing w:val="-3"/>
+                <w:sz w:val="16"/>
+                <w:szCs w:val="20"/>
+                <w:lang w:val="en-GB"/>
+              </w:rPr>
+              <w:t xml:space="preserve"> mounted; 1 mounting hole; 4 leads TO-247 Narrow Leads </w:t>
             </w:r>
             <w:r>
               <w:rPr>
@@ -12900,7 +13467,25 @@
                 <w:szCs w:val="14"/>
                 <w:lang w:val="en-GB"/>
               </w:rPr>
-              <w:t xml:space="preserve"> customer(s). Customer is responsible for doing all necessary testing for the customer’s applications and products using NMIS NASPIC products in order to avoid a default of the applications and the products or of the application or use by customer’s </w:t>
+              <w:t xml:space="preserve"> customer(s). Customer is responsible for doing all necessary testing for the customer’s applications and products using NMIS NASPIC products </w:t>
+            </w:r>
+            <w:proofErr w:type="gramStart"/>
+            <w:r>
+              <w:rPr>
+                <w:sz w:val="14"/>
+                <w:szCs w:val="14"/>
+                <w:lang w:val="en-GB"/>
+              </w:rPr>
+              <w:t>in order to</w:t>
+            </w:r>
+            <w:proofErr w:type="gramEnd"/>
+            <w:r>
+              <w:rPr>
+                <w:sz w:val="14"/>
+                <w:szCs w:val="14"/>
+                <w:lang w:val="en-GB"/>
+              </w:rPr>
+              <w:t xml:space="preserve"> avoid a default of the applications and the products or of the application or use by customer’s </w:t>
             </w:r>
             <w:r>
               <w:rPr>
@@ -13285,7 +13870,25 @@
                 <w:sz w:val="14"/>
                 <w:szCs w:val="14"/>
               </w:rPr>
-              <w:t>This document contains data from the objective specification for product development.</w:t>
+              <w:t xml:space="preserve">This document contains data from the objective </w:t>
+            </w:r>
+            <w:proofErr w:type="gramStart"/>
+            <w:r>
+              <w:rPr>
+                <w:rFonts w:ascii="Arial" w:hAnsi="Arial" w:cs="Arial"/>
+                <w:sz w:val="14"/>
+                <w:szCs w:val="14"/>
+              </w:rPr>
+              <w:t>specification</w:t>
+            </w:r>
+            <w:proofErr w:type="gramEnd"/>
+            <w:r>
+              <w:rPr>
+                <w:rFonts w:ascii="Arial" w:hAnsi="Arial" w:cs="Arial"/>
+                <w:sz w:val="14"/>
+                <w:szCs w:val="14"/>
+              </w:rPr>
+              <w:t xml:space="preserve"> for product development.</w:t>
             </w:r>
           </w:p>
         </w:tc>
@@ -14023,8 +14626,12 @@
     </w:tbl>
     <w:p/>
     <w:sectPr>
-      <w:headerReference w:type="default" r:id="rId23"/>
-      <w:footerReference w:type="default" r:id="rId24"/>
+      <w:headerReference w:type="even" r:id="rId23"/>
+      <w:headerReference w:type="default" r:id="rId24"/>
+      <w:footerReference w:type="even" r:id="rId25"/>
+      <w:footerReference w:type="default" r:id="rId26"/>
+      <w:headerReference w:type="first" r:id="rId27"/>
+      <w:footerReference w:type="first" r:id="rId28"/>
       <w:pgSz w:w="11906" w:h="16838"/>
       <w:pgMar w:top="1304" w:right="1361" w:bottom="1304" w:left="1361" w:header="709" w:footer="709" w:gutter="0"/>
       <w:cols w:space="708"/>
@@ -14064,6 +14671,16 @@
 <w:ftr xmlns:wpc="http://schemas.microsoft.com/office/word/2010/wordprocessingCanvas" xmlns:cx="http://schemas.microsoft.com/office/drawing/2014/chartex" xmlns:cx1="http://schemas.microsoft.com/office/drawing/2015/9/8/chartex" xmlns:cx2="http://schemas.microsoft.com/office/drawing/2015/10/21/chartex" xmlns:cx3="http://schemas.microsoft.com/office/drawing/2016/5/9/chartex" xmlns:cx4="http://schemas.microsoft.com/office/drawing/2016/5/10/chartex" xmlns:cx5="http://schemas.microsoft.com/office/drawing/2016/5/11/chartex" xmlns:cx6="http://schemas.microsoft.com/office/drawing/2016/5/12/chartex" xmlns:cx7="http://schemas.microsoft.com/office/drawing/2016/5/13/chartex" xmlns:cx8="http://schemas.microsoft.com/office/drawing/2016/5/14/chartex" xmlns:mc="http://schemas.openxmlformats.org/markup-compatibility/2006" xmlns:aink="http://schemas.microsoft.com/office/drawing/2016/ink" xmlns:am3d="http://schemas.microsoft.com/office/drawing/2017/model3d" xmlns:o="urn:schemas-microsoft-com:office:office" xmlns:oel="http://schemas.microsoft.com/office/2019/extlst" xmlns:r="http://schemas.openxmlformats.org/officeDocument/2006/relationships" xmlns:m="http://schemas.openxmlformats.org/officeDocument/2006/math" xmlns:v="urn:schemas-microsoft-com:vml" xmlns:wp14="http://schemas.microsoft.com/office/word/2010/wordprocessingDrawing" xmlns:wp="http://schemas.openxmlformats.org/drawingml/2006/wordprocessingDrawing" xmlns:w10="urn:schemas-microsoft-com:office:word" xmlns:w="http://schemas.openxmlformats.org/wordprocessingml/2006/main" xmlns:w14="http://schemas.microsoft.com/office/word/2010/wordml" xmlns:w15="http://schemas.microsoft.com/office/word/2012/wordml" xmlns:w16cex="http://schemas.microsoft.com/office/word/2018/wordml/cex" xmlns:w16cid="http://schemas.microsoft.com/office/word/2016/wordml/cid" xmlns:w16="http://schemas.microsoft.com/office/word/2018/wordml" xmlns:w16du="http://schemas.microsoft.com/office/word/2023/wordml/word16du" xmlns:w16sdtdh="http://schemas.microsoft.com/office/word/2020/wordml/sdtdatahash" xmlns:w16sdtfl="http://schemas.microsoft.com/office/word/2024/wordml/sdtformatlock" xmlns:w16se="http://schemas.microsoft.com/office/word/2015/wordml/symex" xmlns:wpg="http://schemas.microsoft.com/office/word/2010/wordprocessingGroup" xmlns:wpi="http://schemas.microsoft.com/office/word/2010/wordprocessingInk" xmlns:wne="http://schemas.microsoft.com/office/word/2006/wordml" xmlns:wps="http://schemas.microsoft.com/office/word/2010/wordprocessingShape" mc:Ignorable="w14 w15 w16se w16cid w16 w16cex w16sdtdh w16sdtfl w16du wp14">
   <w:p>
     <w:pPr>
+      <w:pStyle w:val="Footer"/>
+    </w:pPr>
+  </w:p>
+</w:ftr>
+</file>
+
+<file path=word/footer2.xml><?xml version="1.0" encoding="utf-8"?>
+<w:ftr xmlns:wpc="http://schemas.microsoft.com/office/word/2010/wordprocessingCanvas" xmlns:cx="http://schemas.microsoft.com/office/drawing/2014/chartex" xmlns:cx1="http://schemas.microsoft.com/office/drawing/2015/9/8/chartex" xmlns:cx2="http://schemas.microsoft.com/office/drawing/2015/10/21/chartex" xmlns:cx3="http://schemas.microsoft.com/office/drawing/2016/5/9/chartex" xmlns:cx4="http://schemas.microsoft.com/office/drawing/2016/5/10/chartex" xmlns:cx5="http://schemas.microsoft.com/office/drawing/2016/5/11/chartex" xmlns:cx6="http://schemas.microsoft.com/office/drawing/2016/5/12/chartex" xmlns:cx7="http://schemas.microsoft.com/office/drawing/2016/5/13/chartex" xmlns:cx8="http://schemas.microsoft.com/office/drawing/2016/5/14/chartex" xmlns:mc="http://schemas.openxmlformats.org/markup-compatibility/2006" xmlns:aink="http://schemas.microsoft.com/office/drawing/2016/ink" xmlns:am3d="http://schemas.microsoft.com/office/drawing/2017/model3d" xmlns:o="urn:schemas-microsoft-com:office:office" xmlns:oel="http://schemas.microsoft.com/office/2019/extlst" xmlns:r="http://schemas.openxmlformats.org/officeDocument/2006/relationships" xmlns:m="http://schemas.openxmlformats.org/officeDocument/2006/math" xmlns:v="urn:schemas-microsoft-com:vml" xmlns:wp14="http://schemas.microsoft.com/office/word/2010/wordprocessingDrawing" xmlns:wp="http://schemas.openxmlformats.org/drawingml/2006/wordprocessingDrawing" xmlns:w10="urn:schemas-microsoft-com:office:word" xmlns:w="http://schemas.openxmlformats.org/wordprocessingml/2006/main" xmlns:w14="http://schemas.microsoft.com/office/word/2010/wordml" xmlns:w15="http://schemas.microsoft.com/office/word/2012/wordml" xmlns:w16cex="http://schemas.microsoft.com/office/word/2018/wordml/cex" xmlns:w16cid="http://schemas.microsoft.com/office/word/2016/wordml/cid" xmlns:w16="http://schemas.microsoft.com/office/word/2018/wordml" xmlns:w16du="http://schemas.microsoft.com/office/word/2023/wordml/word16du" xmlns:w16sdtdh="http://schemas.microsoft.com/office/word/2020/wordml/sdtdatahash" xmlns:w16sdtfl="http://schemas.microsoft.com/office/word/2024/wordml/sdtformatlock" xmlns:w16se="http://schemas.microsoft.com/office/word/2015/wordml/symex" xmlns:wpg="http://schemas.microsoft.com/office/word/2010/wordprocessingGroup" xmlns:wpi="http://schemas.microsoft.com/office/word/2010/wordprocessingInk" xmlns:wne="http://schemas.microsoft.com/office/word/2006/wordml" xmlns:wps="http://schemas.microsoft.com/office/word/2010/wordprocessingShape" mc:Ignorable="w14 w15 w16se w16cid w16 w16cex w16sdtdh w16sdtfl w16du wp14">
+  <w:p>
+    <w:pPr>
       <w:widowControl w:val="0"/>
       <w:autoSpaceDE w:val="0"/>
       <w:autoSpaceDN w:val="0"/>
@@ -14092,7 +14709,27 @@
         <w:sz w:val="12"/>
         <w:szCs w:val="12"/>
       </w:rPr>
-      <w:t>{{Product_Name}}</w:t>
+      <w:t>{{</w:t>
+    </w:r>
+    <w:proofErr w:type="spellStart"/>
+    <w:r>
+      <w:rPr>
+        <w:rFonts w:ascii="Arial" w:hAnsi="Arial" w:cs="Arial"/>
+        <w:color w:val="221E1F"/>
+        <w:sz w:val="12"/>
+        <w:szCs w:val="12"/>
+      </w:rPr>
+      <w:t>Product_Name</w:t>
+    </w:r>
+    <w:proofErr w:type="spellEnd"/>
+    <w:r>
+      <w:rPr>
+        <w:rFonts w:ascii="Arial" w:hAnsi="Arial" w:cs="Arial"/>
+        <w:color w:val="221E1F"/>
+        <w:sz w:val="12"/>
+        <w:szCs w:val="12"/>
+      </w:rPr>
+      <w:t>}}</w:t>
     </w:r>
     <w:r>
       <w:rPr>
@@ -14477,7 +15114,7 @@
         <w:spacing w:val="-1"/>
         <w:sz w:val="16"/>
       </w:rPr>
-      <w:t>1-Oct-26</w:t>
+      <w:t>2-Oct-26</w:t>
     </w:r>
     <w:r>
       <w:rPr>
@@ -14557,6 +15194,16 @@
 </w:ftr>
 </file>
 
+<file path=word/footer3.xml><?xml version="1.0" encoding="utf-8"?>
+<w:ftr xmlns:wpc="http://schemas.microsoft.com/office/word/2010/wordprocessingCanvas" xmlns:cx="http://schemas.microsoft.com/office/drawing/2014/chartex" xmlns:cx1="http://schemas.microsoft.com/office/drawing/2015/9/8/chartex" xmlns:cx2="http://schemas.microsoft.com/office/drawing/2015/10/21/chartex" xmlns:cx3="http://schemas.microsoft.com/office/drawing/2016/5/9/chartex" xmlns:cx4="http://schemas.microsoft.com/office/drawing/2016/5/10/chartex" xmlns:cx5="http://schemas.microsoft.com/office/drawing/2016/5/11/chartex" xmlns:cx6="http://schemas.microsoft.com/office/drawing/2016/5/12/chartex" xmlns:cx7="http://schemas.microsoft.com/office/drawing/2016/5/13/chartex" xmlns:cx8="http://schemas.microsoft.com/office/drawing/2016/5/14/chartex" xmlns:mc="http://schemas.openxmlformats.org/markup-compatibility/2006" xmlns:aink="http://schemas.microsoft.com/office/drawing/2016/ink" xmlns:am3d="http://schemas.microsoft.com/office/drawing/2017/model3d" xmlns:o="urn:schemas-microsoft-com:office:office" xmlns:oel="http://schemas.microsoft.com/office/2019/extlst" xmlns:r="http://schemas.openxmlformats.org/officeDocument/2006/relationships" xmlns:m="http://schemas.openxmlformats.org/officeDocument/2006/math" xmlns:v="urn:schemas-microsoft-com:vml" xmlns:wp14="http://schemas.microsoft.com/office/word/2010/wordprocessingDrawing" xmlns:wp="http://schemas.openxmlformats.org/drawingml/2006/wordprocessingDrawing" xmlns:w10="urn:schemas-microsoft-com:office:word" xmlns:w="http://schemas.openxmlformats.org/wordprocessingml/2006/main" xmlns:w14="http://schemas.microsoft.com/office/word/2010/wordml" xmlns:w15="http://schemas.microsoft.com/office/word/2012/wordml" xmlns:w16cex="http://schemas.microsoft.com/office/word/2018/wordml/cex" xmlns:w16cid="http://schemas.microsoft.com/office/word/2016/wordml/cid" xmlns:w16="http://schemas.microsoft.com/office/word/2018/wordml" xmlns:w16du="http://schemas.microsoft.com/office/word/2023/wordml/word16du" xmlns:w16sdtdh="http://schemas.microsoft.com/office/word/2020/wordml/sdtdatahash" xmlns:w16sdtfl="http://schemas.microsoft.com/office/word/2024/wordml/sdtformatlock" xmlns:w16se="http://schemas.microsoft.com/office/word/2015/wordml/symex" xmlns:wpg="http://schemas.microsoft.com/office/word/2010/wordprocessingGroup" xmlns:wpi="http://schemas.microsoft.com/office/word/2010/wordprocessingInk" xmlns:wne="http://schemas.microsoft.com/office/word/2006/wordml" xmlns:wps="http://schemas.microsoft.com/office/word/2010/wordprocessingShape" mc:Ignorable="w14 w15 w16se w16cid w16 w16cex w16sdtdh w16sdtfl w16du wp14">
+  <w:p>
+    <w:pPr>
+      <w:pStyle w:val="Footer"/>
+    </w:pPr>
+  </w:p>
+</w:ftr>
+</file>
+
 <file path=word/footnotes.xml><?xml version="1.0" encoding="utf-8"?>
 <w:footnotes xmlns:wpc="http://schemas.microsoft.com/office/word/2010/wordprocessingCanvas" xmlns:cx="http://schemas.microsoft.com/office/drawing/2014/chartex" xmlns:cx1="http://schemas.microsoft.com/office/drawing/2015/9/8/chartex" xmlns:cx2="http://schemas.microsoft.com/office/drawing/2015/10/21/chartex" xmlns:cx3="http://schemas.microsoft.com/office/drawing/2016/5/9/chartex" xmlns:cx4="http://schemas.microsoft.com/office/drawing/2016/5/10/chartex" xmlns:cx5="http://schemas.microsoft.com/office/drawing/2016/5/11/chartex" xmlns:cx6="http://schemas.microsoft.com/office/drawing/2016/5/12/chartex" xmlns:cx7="http://schemas.microsoft.com/office/drawing/2016/5/13/chartex" xmlns:cx8="http://schemas.microsoft.com/office/drawing/2016/5/14/chartex" xmlns:mc="http://schemas.openxmlformats.org/markup-compatibility/2006" xmlns:aink="http://schemas.microsoft.com/office/drawing/2016/ink" xmlns:am3d="http://schemas.microsoft.com/office/drawing/2017/model3d" xmlns:o="urn:schemas-microsoft-com:office:office" xmlns:oel="http://schemas.microsoft.com/office/2019/extlst" xmlns:r="http://schemas.openxmlformats.org/officeDocument/2006/relationships" xmlns:m="http://schemas.openxmlformats.org/officeDocument/2006/math" xmlns:v="urn:schemas-microsoft-com:vml" xmlns:wp14="http://schemas.microsoft.com/office/word/2010/wordprocessingDrawing" xmlns:wp="http://schemas.openxmlformats.org/drawingml/2006/wordprocessingDrawing" xmlns:w10="urn:schemas-microsoft-com:office:word" xmlns:w="http://schemas.openxmlformats.org/wordprocessingml/2006/main" xmlns:w14="http://schemas.microsoft.com/office/word/2010/wordml" xmlns:w15="http://schemas.microsoft.com/office/word/2012/wordml" xmlns:w16cex="http://schemas.microsoft.com/office/word/2018/wordml/cex" xmlns:w16cid="http://schemas.microsoft.com/office/word/2016/wordml/cid" xmlns:w16="http://schemas.microsoft.com/office/word/2018/wordml" xmlns:w16du="http://schemas.microsoft.com/office/word/2023/wordml/word16du" xmlns:w16sdtdh="http://schemas.microsoft.com/office/word/2020/wordml/sdtdatahash" xmlns:w16sdtfl="http://schemas.microsoft.com/office/word/2024/wordml/sdtformatlock" xmlns:w16se="http://schemas.microsoft.com/office/word/2015/wordml/symex" xmlns:wpg="http://schemas.microsoft.com/office/word/2010/wordprocessingGroup" xmlns:wpi="http://schemas.microsoft.com/office/word/2010/wordprocessingInk" xmlns:wne="http://schemas.microsoft.com/office/word/2006/wordml" xmlns:wps="http://schemas.microsoft.com/office/word/2010/wordprocessingShape" mc:Ignorable="w14 w15 w16se w16cid w16 w16cex w16sdtdh w16sdtfl w16du wp14">
   <w:footnote w:type="separator" w:id="-1">
@@ -14588,6 +15235,86 @@
     <w:pPr>
       <w:pStyle w:val="Header"/>
     </w:pPr>
+    <w:r>
+      <w:rPr>
+        <w:noProof/>
+      </w:rPr>
+      <w:pict w14:anchorId="5B8533BA">
+        <v:shapetype id="_x0000_t136" coordsize="21600,21600" o:spt="136" adj="10800" path="m@7,l@8,m@5,21600l@6,21600e">
+          <v:formulas>
+            <v:f eqn="sum #0 0 10800"/>
+            <v:f eqn="prod #0 2 1"/>
+            <v:f eqn="sum 21600 0 @1"/>
+            <v:f eqn="sum 0 0 @2"/>
+            <v:f eqn="sum 21600 0 @3"/>
+            <v:f eqn="if @0 @3 0"/>
+            <v:f eqn="if @0 21600 @1"/>
+            <v:f eqn="if @0 0 @2"/>
+            <v:f eqn="if @0 @4 21600"/>
+            <v:f eqn="mid @5 @6"/>
+            <v:f eqn="mid @8 @5"/>
+            <v:f eqn="mid @7 @8"/>
+            <v:f eqn="mid @6 @7"/>
+            <v:f eqn="sum @6 0 @5"/>
+          </v:formulas>
+          <v:path textpathok="t" o:connecttype="custom" o:connectlocs="@9,0;@10,10800;@11,21600;@12,10800" o:connectangles="270,180,90,0"/>
+          <v:textpath on="t" fitshape="t"/>
+          <v:handles>
+            <v:h position="#0,bottomRight" xrange="6629,14971"/>
+          </v:handles>
+          <o:lock v:ext="edit" text="t" shapetype="t"/>
+        </v:shapetype>
+        <v:shape id="PowerPlusWaterMarkObject883846376" o:spid="_x0000_s1026" type="#_x0000_t136" style="position:absolute;left:0;text-align:left;margin-left:0;margin-top:0;width:453.2pt;height:194.2pt;rotation:315;z-index:-251651072;mso-position-horizontal:center;mso-position-horizontal-relative:margin;mso-position-vertical:center;mso-position-vertical-relative:margin" o:allowincell="f" fillcolor="silver" stroked="f">
+          <v:fill opacity=".5"/>
+          <v:textpath style="font-family:&quot;Calibri&quot;;font-size:1pt" string="SAMPLE"/>
+        </v:shape>
+      </w:pict>
+    </w:r>
+  </w:p>
+</w:hdr>
+</file>
+
+<file path=word/header2.xml><?xml version="1.0" encoding="utf-8"?>
+<w:hdr xmlns:wpc="http://schemas.microsoft.com/office/word/2010/wordprocessingCanvas" xmlns:cx="http://schemas.microsoft.com/office/drawing/2014/chartex" xmlns:cx1="http://schemas.microsoft.com/office/drawing/2015/9/8/chartex" xmlns:cx2="http://schemas.microsoft.com/office/drawing/2015/10/21/chartex" xmlns:cx3="http://schemas.microsoft.com/office/drawing/2016/5/9/chartex" xmlns:cx4="http://schemas.microsoft.com/office/drawing/2016/5/10/chartex" xmlns:cx5="http://schemas.microsoft.com/office/drawing/2016/5/11/chartex" xmlns:cx6="http://schemas.microsoft.com/office/drawing/2016/5/12/chartex" xmlns:cx7="http://schemas.microsoft.com/office/drawing/2016/5/13/chartex" xmlns:cx8="http://schemas.microsoft.com/office/drawing/2016/5/14/chartex" xmlns:mc="http://schemas.openxmlformats.org/markup-compatibility/2006" xmlns:aink="http://schemas.microsoft.com/office/drawing/2016/ink" xmlns:am3d="http://schemas.microsoft.com/office/drawing/2017/model3d" xmlns:o="urn:schemas-microsoft-com:office:office" xmlns:oel="http://schemas.microsoft.com/office/2019/extlst" xmlns:r="http://schemas.openxmlformats.org/officeDocument/2006/relationships" xmlns:m="http://schemas.openxmlformats.org/officeDocument/2006/math" xmlns:v="urn:schemas-microsoft-com:vml" xmlns:wp14="http://schemas.microsoft.com/office/word/2010/wordprocessingDrawing" xmlns:wp="http://schemas.openxmlformats.org/drawingml/2006/wordprocessingDrawing" xmlns:w10="urn:schemas-microsoft-com:office:word" xmlns:w="http://schemas.openxmlformats.org/wordprocessingml/2006/main" xmlns:w14="http://schemas.microsoft.com/office/word/2010/wordml" xmlns:w15="http://schemas.microsoft.com/office/word/2012/wordml" xmlns:w16cex="http://schemas.microsoft.com/office/word/2018/wordml/cex" xmlns:w16cid="http://schemas.microsoft.com/office/word/2016/wordml/cid" xmlns:w16="http://schemas.microsoft.com/office/word/2018/wordml" xmlns:w16du="http://schemas.microsoft.com/office/word/2023/wordml/word16du" xmlns:w16sdtdh="http://schemas.microsoft.com/office/word/2020/wordml/sdtdatahash" xmlns:w16sdtfl="http://schemas.microsoft.com/office/word/2024/wordml/sdtformatlock" xmlns:w16se="http://schemas.microsoft.com/office/word/2015/wordml/symex" xmlns:wpg="http://schemas.microsoft.com/office/word/2010/wordprocessingGroup" xmlns:wpi="http://schemas.microsoft.com/office/word/2010/wordprocessingInk" xmlns:wne="http://schemas.microsoft.com/office/word/2006/wordml" xmlns:wps="http://schemas.microsoft.com/office/word/2010/wordprocessingShape" mc:Ignorable="w14 w15 w16se w16cid w16 w16cex w16sdtdh w16sdtfl w16du wp14">
+  <w:p>
+    <w:pPr>
+      <w:pStyle w:val="Header"/>
+    </w:pPr>
+    <w:r>
+      <w:rPr>
+        <w:noProof/>
+      </w:rPr>
+      <w:pict w14:anchorId="4463447F">
+        <v:shapetype id="_x0000_t136" coordsize="21600,21600" o:spt="136" adj="10800" path="m@7,l@8,m@5,21600l@6,21600e">
+          <v:formulas>
+            <v:f eqn="sum #0 0 10800"/>
+            <v:f eqn="prod #0 2 1"/>
+            <v:f eqn="sum 21600 0 @1"/>
+            <v:f eqn="sum 0 0 @2"/>
+            <v:f eqn="sum 21600 0 @3"/>
+            <v:f eqn="if @0 @3 0"/>
+            <v:f eqn="if @0 21600 @1"/>
+            <v:f eqn="if @0 0 @2"/>
+            <v:f eqn="if @0 @4 21600"/>
+            <v:f eqn="mid @5 @6"/>
+            <v:f eqn="mid @8 @5"/>
+            <v:f eqn="mid @7 @8"/>
+            <v:f eqn="mid @6 @7"/>
+            <v:f eqn="sum @6 0 @5"/>
+          </v:formulas>
+          <v:path textpathok="t" o:connecttype="custom" o:connectlocs="@9,0;@10,10800;@11,21600;@12,10800" o:connectangles="270,180,90,0"/>
+          <v:textpath on="t" fitshape="t"/>
+          <v:handles>
+            <v:h position="#0,bottomRight" xrange="6629,14971"/>
+          </v:handles>
+          <o:lock v:ext="edit" text="t" shapetype="t"/>
+        </v:shapetype>
+        <v:shape id="PowerPlusWaterMarkObject883846377" o:spid="_x0000_s1027" type="#_x0000_t136" style="position:absolute;left:0;text-align:left;margin-left:0;margin-top:0;width:453.2pt;height:194.2pt;rotation:315;z-index:-251649024;mso-position-horizontal:center;mso-position-horizontal-relative:margin;mso-position-vertical:center;mso-position-vertical-relative:margin" o:allowincell="f" fillcolor="silver" stroked="f">
+          <v:fill opacity=".5"/>
+          <v:textpath style="font-family:&quot;Calibri&quot;;font-size:1pt" string="SAMPLE"/>
+        </v:shape>
+      </w:pict>
+    </w:r>
     <w:r>
       <w:rPr>
         <w:rFonts w:ascii="Arial" w:hAnsi="Arial" w:cs="Arial"/>
@@ -14624,7 +15351,25 @@
         <w:color w:val="77206D" w:themeColor="accent5" w:themeShade="BF"/>
         <w:szCs w:val="16"/>
       </w:rPr>
-      <w:t>{{Product_Name}}</w:t>
+      <w:t>{{</w:t>
+    </w:r>
+    <w:proofErr w:type="spellStart"/>
+    <w:r>
+      <w:rPr>
+        <w:rFonts w:ascii="Arial" w:hAnsi="Arial" w:cs="Arial"/>
+        <w:color w:val="77206D" w:themeColor="accent5" w:themeShade="BF"/>
+        <w:szCs w:val="16"/>
+      </w:rPr>
+      <w:t>Product_Name</w:t>
+    </w:r>
+    <w:proofErr w:type="spellEnd"/>
+    <w:r>
+      <w:rPr>
+        <w:rFonts w:ascii="Arial" w:hAnsi="Arial" w:cs="Arial"/>
+        <w:color w:val="77206D" w:themeColor="accent5" w:themeShade="BF"/>
+        <w:szCs w:val="16"/>
+      </w:rPr>
+      <w:t>}}</w:t>
     </w:r>
   </w:p>
   <w:p>
@@ -14725,7 +15470,27 @@
         <w:sz w:val="18"/>
         <w:szCs w:val="12"/>
       </w:rPr>
-      <w:t>{{Device_Description}}</w:t>
+      <w:t>{{</w:t>
+    </w:r>
+    <w:proofErr w:type="spellStart"/>
+    <w:r>
+      <w:rPr>
+        <w:rFonts w:ascii="Arial" w:hAnsi="Arial" w:cs="Arial"/>
+        <w:color w:val="77206D" w:themeColor="accent5" w:themeShade="BF"/>
+        <w:sz w:val="18"/>
+        <w:szCs w:val="12"/>
+      </w:rPr>
+      <w:t>Device_Description</w:t>
+    </w:r>
+    <w:proofErr w:type="spellEnd"/>
+    <w:r>
+      <w:rPr>
+        <w:rFonts w:ascii="Arial" w:hAnsi="Arial" w:cs="Arial"/>
+        <w:color w:val="77206D" w:themeColor="accent5" w:themeShade="BF"/>
+        <w:sz w:val="18"/>
+        <w:szCs w:val="12"/>
+      </w:rPr>
+      <w:t>}}</w:t>
     </w:r>
     <w:r>
       <w:rPr>
@@ -14734,6 +15499,51 @@
         <w:szCs w:val="16"/>
       </w:rPr>
       <w:t xml:space="preserve"> </w:t>
+    </w:r>
+  </w:p>
+</w:hdr>
+</file>
+
+<file path=word/header3.xml><?xml version="1.0" encoding="utf-8"?>
+<w:hdr xmlns:wpc="http://schemas.microsoft.com/office/word/2010/wordprocessingCanvas" xmlns:cx="http://schemas.microsoft.com/office/drawing/2014/chartex" xmlns:cx1="http://schemas.microsoft.com/office/drawing/2015/9/8/chartex" xmlns:cx2="http://schemas.microsoft.com/office/drawing/2015/10/21/chartex" xmlns:cx3="http://schemas.microsoft.com/office/drawing/2016/5/9/chartex" xmlns:cx4="http://schemas.microsoft.com/office/drawing/2016/5/10/chartex" xmlns:cx5="http://schemas.microsoft.com/office/drawing/2016/5/11/chartex" xmlns:cx6="http://schemas.microsoft.com/office/drawing/2016/5/12/chartex" xmlns:cx7="http://schemas.microsoft.com/office/drawing/2016/5/13/chartex" xmlns:cx8="http://schemas.microsoft.com/office/drawing/2016/5/14/chartex" xmlns:mc="http://schemas.openxmlformats.org/markup-compatibility/2006" xmlns:aink="http://schemas.microsoft.com/office/drawing/2016/ink" xmlns:am3d="http://schemas.microsoft.com/office/drawing/2017/model3d" xmlns:o="urn:schemas-microsoft-com:office:office" xmlns:oel="http://schemas.microsoft.com/office/2019/extlst" xmlns:r="http://schemas.openxmlformats.org/officeDocument/2006/relationships" xmlns:m="http://schemas.openxmlformats.org/officeDocument/2006/math" xmlns:v="urn:schemas-microsoft-com:vml" xmlns:wp14="http://schemas.microsoft.com/office/word/2010/wordprocessingDrawing" xmlns:wp="http://schemas.openxmlformats.org/drawingml/2006/wordprocessingDrawing" xmlns:w10="urn:schemas-microsoft-com:office:word" xmlns:w="http://schemas.openxmlformats.org/wordprocessingml/2006/main" xmlns:w14="http://schemas.microsoft.com/office/word/2010/wordml" xmlns:w15="http://schemas.microsoft.com/office/word/2012/wordml" xmlns:w16cex="http://schemas.microsoft.com/office/word/2018/wordml/cex" xmlns:w16cid="http://schemas.microsoft.com/office/word/2016/wordml/cid" xmlns:w16="http://schemas.microsoft.com/office/word/2018/wordml" xmlns:w16du="http://schemas.microsoft.com/office/word/2023/wordml/word16du" xmlns:w16sdtdh="http://schemas.microsoft.com/office/word/2020/wordml/sdtdatahash" xmlns:w16sdtfl="http://schemas.microsoft.com/office/word/2024/wordml/sdtformatlock" xmlns:w16se="http://schemas.microsoft.com/office/word/2015/wordml/symex" xmlns:wpg="http://schemas.microsoft.com/office/word/2010/wordprocessingGroup" xmlns:wpi="http://schemas.microsoft.com/office/word/2010/wordprocessingInk" xmlns:wne="http://schemas.microsoft.com/office/word/2006/wordml" xmlns:wps="http://schemas.microsoft.com/office/word/2010/wordprocessingShape" mc:Ignorable="w14 w15 w16se w16cid w16 w16cex w16sdtdh w16sdtfl w16du wp14">
+  <w:p>
+    <w:pPr>
+      <w:pStyle w:val="Header"/>
+    </w:pPr>
+    <w:r>
+      <w:rPr>
+        <w:noProof/>
+      </w:rPr>
+      <w:pict w14:anchorId="1F89F2CD">
+        <v:shapetype id="_x0000_t136" coordsize="21600,21600" o:spt="136" adj="10800" path="m@7,l@8,m@5,21600l@6,21600e">
+          <v:formulas>
+            <v:f eqn="sum #0 0 10800"/>
+            <v:f eqn="prod #0 2 1"/>
+            <v:f eqn="sum 21600 0 @1"/>
+            <v:f eqn="sum 0 0 @2"/>
+            <v:f eqn="sum 21600 0 @3"/>
+            <v:f eqn="if @0 @3 0"/>
+            <v:f eqn="if @0 21600 @1"/>
+            <v:f eqn="if @0 0 @2"/>
+            <v:f eqn="if @0 @4 21600"/>
+            <v:f eqn="mid @5 @6"/>
+            <v:f eqn="mid @8 @5"/>
+            <v:f eqn="mid @7 @8"/>
+            <v:f eqn="mid @6 @7"/>
+            <v:f eqn="sum @6 0 @5"/>
+          </v:formulas>
+          <v:path textpathok="t" o:connecttype="custom" o:connectlocs="@9,0;@10,10800;@11,21600;@12,10800" o:connectangles="270,180,90,0"/>
+          <v:textpath on="t" fitshape="t"/>
+          <v:handles>
+            <v:h position="#0,bottomRight" xrange="6629,14971"/>
+          </v:handles>
+          <o:lock v:ext="edit" text="t" shapetype="t"/>
+        </v:shapetype>
+        <v:shape id="PowerPlusWaterMarkObject883846375" o:spid="_x0000_s1025" type="#_x0000_t136" style="position:absolute;left:0;text-align:left;margin-left:0;margin-top:0;width:453.2pt;height:194.2pt;rotation:315;z-index:-251653120;mso-position-horizontal:center;mso-position-horizontal-relative:margin;mso-position-vertical:center;mso-position-vertical-relative:margin" o:allowincell="f" fillcolor="silver" stroked="f">
+          <v:fill opacity=".5"/>
+          <v:textpath style="font-family:&quot;Calibri&quot;;font-size:1pt" string="SAMPLE"/>
+        </v:shape>
+      </w:pict>
     </w:r>
   </w:p>
 </w:hdr>
